--- a/doc/詞/宋朝/辛棄疾/辛棄疾-破陣子·為陳同甫賦壯詞以寄之.docx
+++ b/doc/詞/宋朝/辛棄疾/辛棄疾-破陣子·為陳同甫賦壯詞以寄之.docx
@@ -1,6 +1,6 @@
 
 <file path=word/document.xml><?xml version="1.0" encoding="utf-8"?>
-<w:document xmlns:wpc="http://schemas.microsoft.com/office/word/2010/wordprocessingCanvas" xmlns:cx="http://schemas.microsoft.com/office/drawing/2014/chartex" xmlns:cx1="http://schemas.microsoft.com/office/drawing/2015/9/8/chartex" xmlns:cx2="http://schemas.microsoft.com/office/drawing/2015/10/21/chartex" xmlns:cx3="http://schemas.microsoft.com/office/drawing/2016/5/9/chartex" xmlns:cx4="http://schemas.microsoft.com/office/drawing/2016/5/10/chartex" xmlns:cx5="http://schemas.microsoft.com/office/drawing/2016/5/11/chartex" xmlns:cx6="http://schemas.microsoft.com/office/drawing/2016/5/12/chartex" xmlns:cx7="http://schemas.microsoft.com/office/drawing/2016/5/13/chartex" xmlns:cx8="http://schemas.microsoft.com/office/drawing/2016/5/14/chartex" xmlns:mc="http://schemas.openxmlformats.org/markup-compatibility/2006" xmlns:aink="http://schemas.microsoft.com/office/drawing/2016/ink" xmlns:am3d="http://schemas.microsoft.com/office/drawing/2017/model3d" xmlns:o="urn:schemas-microsoft-com:office:office" xmlns:r="http://schemas.openxmlformats.org/officeDocument/2006/relationships" xmlns:m="http://schemas.openxmlformats.org/officeDocument/2006/math" xmlns:v="urn:schemas-microsoft-com:vml" xmlns:wp14="http://schemas.microsoft.com/office/word/2010/wordprocessingDrawing" xmlns:wp="http://schemas.openxmlformats.org/drawingml/2006/wordprocessingDrawing" xmlns:w10="urn:schemas-microsoft-com:office:word" xmlns:w="http://schemas.openxmlformats.org/wordprocessingml/2006/main" xmlns:w14="http://schemas.microsoft.com/office/word/2010/wordml" xmlns:w15="http://schemas.microsoft.com/office/word/2012/wordml" xmlns:w16cex="http://schemas.microsoft.com/office/word/2018/wordml/cex" xmlns:w16cid="http://schemas.microsoft.com/office/word/2016/wordml/cid" xmlns:w16="http://schemas.microsoft.com/office/word/2018/wordml" xmlns:w16sdtdh="http://schemas.microsoft.com/office/word/2020/wordml/sdtdatahash" xmlns:w16se="http://schemas.microsoft.com/office/word/2015/wordml/symex" xmlns:wpg="http://schemas.microsoft.com/office/word/2010/wordprocessingGroup" xmlns:wpi="http://schemas.microsoft.com/office/word/2010/wordprocessingInk" xmlns:wne="http://schemas.microsoft.com/office/word/2006/wordml" xmlns:wps="http://schemas.microsoft.com/office/word/2010/wordprocessingShape" mc:Ignorable="w14 w15 w16se w16cid w16 w16cex w16sdtdh wp14">
+<w:document xmlns:wpc="http://schemas.microsoft.com/office/word/2010/wordprocessingCanvas" xmlns:cx="http://schemas.microsoft.com/office/drawing/2014/chartex" xmlns:cx1="http://schemas.microsoft.com/office/drawing/2015/9/8/chartex" xmlns:cx2="http://schemas.microsoft.com/office/drawing/2015/10/21/chartex" xmlns:cx3="http://schemas.microsoft.com/office/drawing/2016/5/9/chartex" xmlns:cx4="http://schemas.microsoft.com/office/drawing/2016/5/10/chartex" xmlns:cx5="http://schemas.microsoft.com/office/drawing/2016/5/11/chartex" xmlns:cx6="http://schemas.microsoft.com/office/drawing/2016/5/12/chartex" xmlns:cx7="http://schemas.microsoft.com/office/drawing/2016/5/13/chartex" xmlns:cx8="http://schemas.microsoft.com/office/drawing/2016/5/14/chartex" xmlns:mc="http://schemas.openxmlformats.org/markup-compatibility/2006" xmlns:aink="http://schemas.microsoft.com/office/drawing/2016/ink" xmlns:am3d="http://schemas.microsoft.com/office/drawing/2017/model3d" xmlns:o="urn:schemas-microsoft-com:office:office" xmlns:oel="http://schemas.microsoft.com/office/2019/extlst" xmlns:r="http://schemas.openxmlformats.org/officeDocument/2006/relationships" xmlns:m="http://schemas.openxmlformats.org/officeDocument/2006/math" xmlns:v="urn:schemas-microsoft-com:vml" xmlns:wp14="http://schemas.microsoft.com/office/word/2010/wordprocessingDrawing" xmlns:wp="http://schemas.openxmlformats.org/drawingml/2006/wordprocessingDrawing" xmlns:w10="urn:schemas-microsoft-com:office:word" xmlns:w="http://schemas.openxmlformats.org/wordprocessingml/2006/main" xmlns:w14="http://schemas.microsoft.com/office/word/2010/wordml" xmlns:w15="http://schemas.microsoft.com/office/word/2012/wordml" xmlns:w16cex="http://schemas.microsoft.com/office/word/2018/wordml/cex" xmlns:w16cid="http://schemas.microsoft.com/office/word/2016/wordml/cid" xmlns:w16="http://schemas.microsoft.com/office/word/2018/wordml" xmlns:w16du="http://schemas.microsoft.com/office/word/2023/wordml/word16du" xmlns:w16sdtdh="http://schemas.microsoft.com/office/word/2020/wordml/sdtdatahash" xmlns:w16sdtfl="http://schemas.microsoft.com/office/word/2024/wordml/sdtformatlock" xmlns:w16se="http://schemas.microsoft.com/office/word/2015/wordml/symex" xmlns:wpg="http://schemas.microsoft.com/office/word/2010/wordprocessingGroup" xmlns:wpi="http://schemas.microsoft.com/office/word/2010/wordprocessingInk" xmlns:wne="http://schemas.microsoft.com/office/word/2006/wordml" xmlns:wps="http://schemas.microsoft.com/office/word/2010/wordprocessingShape" mc:Ignorable="w14 w15 w16se w16cid w16 w16cex w16sdtdh w16sdtfl w16du wp14">
   <w:body>
     <w:p>
       <w:pPr>
@@ -14,7 +14,8 @@
         <w:rPr>
           <w:rFonts w:hint="eastAsia"/>
           <w:kern w:val="0"/>
-          <w:sz w:val="52"/>
+          <w:sz w:val="48"/>
+          <w:szCs w:val="48"/>
         </w:rPr>
         <w:t>辛棄疾</w:t>
       </w:r>
@@ -192,6 +193,7 @@
       <w:pPr>
         <w:spacing w:after="0" w:line="440" w:lineRule="exact"/>
         <w:ind w:left="0" w:right="0" w:firstLine="0"/>
+        <w:jc w:val="both"/>
         <w:rPr>
           <w:sz w:val="30"/>
           <w:szCs w:val="30"/>
@@ -211,13 +213,14 @@
           <w:sz w:val="30"/>
           <w:szCs w:val="30"/>
         </w:rPr>
-        <w:t>醉夢裡挑亮油燈觀看寶劍，夢中回到了當年的各個營壘，接連響起號角聲。把烤牛肉分給部下，樂隊演奏北疆歌曲。這是秋天在戰場上閱兵。</w:t>
+        <w:t>在大醉之中，我挑亮燈芯，仔細端詳著手中的寶劍；在夢境裡醒來，彷彿回到軍營，連綿的營帳間正迴盪著嘹亮的號角聲。部下們分食著烤熟的牛肉，樂器彈奏出雄渾的邊塞樂曲。在肅殺的秋風中，將領正在沙場上升帳點兵。</w:t>
       </w:r>
     </w:p>
     <w:p>
       <w:pPr>
         <w:spacing w:after="0" w:line="440" w:lineRule="exact"/>
         <w:ind w:left="0" w:right="0" w:firstLine="0"/>
+        <w:jc w:val="both"/>
         <w:rPr>
           <w:sz w:val="30"/>
           <w:szCs w:val="30"/>
@@ -237,14 +240,40 @@
           <w:sz w:val="30"/>
           <w:szCs w:val="30"/>
         </w:rPr>
-        <w:t>戰馬像的盧馬一樣跑得飛快，弓箭像驚雷一樣，震耳離弦。</w:t>
-      </w:r>
-      <w:r>
-        <w:rPr>
+        <w:t>戰馬像的的</w:t>
+      </w:r>
+      <w:r>
+        <w:rPr>
+          <w:rFonts w:hint="eastAsia"/>
+          <w:color w:val="0F0F0F"/>
+          <w:szCs w:val="28"/>
+        </w:rPr>
+        <w:t>（</w:t>
+      </w:r>
+      <w:r>
+        <w:rPr>
+          <w:rFonts w:hint="eastAsia"/>
+          <w:color w:val="FF0000"/>
+          <w:sz w:val="16"/>
+          <w:szCs w:val="16"/>
+        </w:rPr>
+        <w:t>ㄉㄧˋ</w:t>
+      </w:r>
+      <w:r>
+        <w:rPr>
+          <w:rFonts w:hint="eastAsia"/>
+          <w:color w:val="0F0F0F"/>
+          <w:szCs w:val="28"/>
+        </w:rPr>
+        <w:t>）</w:t>
+      </w:r>
+      <w:r>
+        <w:rPr>
+          <w:rFonts w:hint="eastAsia"/>
           <w:sz w:val="30"/>
           <w:szCs w:val="30"/>
         </w:rPr>
-        <w:t>(我)一心想替君主完成收復國家失地的大業，取得世代相傳的美名。可憐已成了白髮人！</w:t>
+        <w:t>盧馬一樣飛馳而過，拉開的弓弦發出如雷霆般令人震驚的聲響。我希望能為君王完成收復中原的國家大業，贏得生前死後永垂不朽的名聲。可惜啊，如今我已白髮蒼蒼，只能空懷壯志！</w:t>
       </w:r>
     </w:p>
     <w:p>
@@ -276,8 +305,9 @@
         <w:tabs>
           <w:tab w:val="left" w:pos="7748"/>
         </w:tabs>
-        <w:spacing w:after="0" w:line="440" w:lineRule="exact"/>
-        <w:ind w:leftChars="0" w:right="0"/>
+        <w:spacing w:after="0" w:line="360" w:lineRule="exact"/>
+        <w:ind w:leftChars="0" w:left="284" w:right="0" w:hanging="301"/>
+        <w:jc w:val="both"/>
         <w:rPr>
           <w:color w:val="0F0F0F"/>
           <w:szCs w:val="28"/>
@@ -289,23 +319,7 @@
           <w:color w:val="0F0F0F"/>
           <w:szCs w:val="28"/>
         </w:rPr>
-        <w:t>醉</w:t>
-      </w:r>
-      <w:r>
-        <w:rPr>
-          <w:rFonts w:hint="eastAsia"/>
-          <w:color w:val="0F0F0F"/>
-          <w:szCs w:val="28"/>
-        </w:rPr>
-        <w:t>裡</w:t>
-      </w:r>
-      <w:r>
-        <w:rPr>
-          <w:rFonts w:hint="eastAsia"/>
-          <w:color w:val="0F0F0F"/>
-          <w:szCs w:val="28"/>
-        </w:rPr>
-        <w:t>：醉酒之中。</w:t>
+        <w:t>挑燈：撥動燈火，點燈。</w:t>
       </w:r>
     </w:p>
     <w:p>
@@ -318,10 +332,12 @@
         <w:tabs>
           <w:tab w:val="left" w:pos="7748"/>
         </w:tabs>
-        <w:spacing w:after="0" w:line="440" w:lineRule="exact"/>
-        <w:ind w:leftChars="0" w:right="0"/>
+        <w:spacing w:after="0" w:line="360" w:lineRule="exact"/>
+        <w:ind w:leftChars="0" w:left="284" w:right="0" w:hanging="301"/>
+        <w:jc w:val="both"/>
         <w:rPr>
           <w:color w:val="0F0F0F"/>
+          <w:spacing w:val="-6"/>
           <w:szCs w:val="28"/>
         </w:rPr>
       </w:pPr>
@@ -329,31 +345,144 @@
         <w:rPr>
           <w:rFonts w:hint="eastAsia"/>
           <w:color w:val="0F0F0F"/>
-          <w:szCs w:val="28"/>
-        </w:rPr>
-        <w:t>挑燈：撥動燈火，點燈。</w:t>
+          <w:spacing w:val="-6"/>
+          <w:szCs w:val="28"/>
+        </w:rPr>
+        <w:t>八百里：</w:t>
       </w:r>
       <w:r>
         <w:rPr>
           <w:color w:val="0F0F0F"/>
-          <w:szCs w:val="28"/>
-        </w:rPr>
-        <w:t xml:space="preserve"> 看劍：查看寶劍</w:t>
-      </w:r>
-      <w:r>
-        <w:rPr>
-          <w:rFonts w:hint="eastAsia"/>
+          <w:spacing w:val="-6"/>
+          <w:szCs w:val="28"/>
+        </w:rPr>
+        <w:t>典出《世說新語·任誕》：</w:t>
+      </w:r>
+      <w:r>
+        <w:rPr>
           <w:color w:val="0F0F0F"/>
-          <w:szCs w:val="28"/>
-        </w:rPr>
-        <w:t>，</w:t>
-      </w:r>
-      <w:r>
-        <w:rPr>
+          <w:spacing w:val="-6"/>
+          <w:szCs w:val="28"/>
+          <w:u w:val="single"/>
+        </w:rPr>
+        <w:t>晉代</w:t>
+      </w:r>
+      <w:r>
+        <w:rPr>
+          <w:rFonts w:hint="eastAsia"/>
           <w:color w:val="0F0F0F"/>
-          <w:szCs w:val="28"/>
-        </w:rPr>
-        <w:t>準備上戰場殺敵的形象。說明作者即使在醉酒之際也不忘抗敵。</w:t>
+          <w:spacing w:val="-6"/>
+          <w:szCs w:val="28"/>
+        </w:rPr>
+        <w:t xml:space="preserve"> </w:t>
+      </w:r>
+      <w:r>
+        <w:rPr>
+          <w:color w:val="0F0F0F"/>
+          <w:spacing w:val="-6"/>
+          <w:szCs w:val="28"/>
+          <w:u w:val="single"/>
+        </w:rPr>
+        <w:t>王愷</w:t>
+      </w:r>
+      <w:r>
+        <w:rPr>
+          <w:color w:val="0F0F0F"/>
+          <w:spacing w:val="-6"/>
+          <w:szCs w:val="28"/>
+        </w:rPr>
+        <w:t>有一頭健牛名為「八百里駁」（簡稱「八百里」），後來</w:t>
+      </w:r>
+      <w:r>
+        <w:rPr>
+          <w:color w:val="0F0F0F"/>
+          <w:spacing w:val="-6"/>
+          <w:szCs w:val="28"/>
+          <w:u w:val="single"/>
+        </w:rPr>
+        <w:t>王羲之</w:t>
+      </w:r>
+      <w:r>
+        <w:rPr>
+          <w:color w:val="0F0F0F"/>
+          <w:spacing w:val="-6"/>
+          <w:szCs w:val="28"/>
+        </w:rPr>
+        <w:t>的兒子</w:t>
+      </w:r>
+      <w:r>
+        <w:rPr>
+          <w:color w:val="0F0F0F"/>
+          <w:spacing w:val="-6"/>
+          <w:szCs w:val="28"/>
+          <w:u w:val="single"/>
+        </w:rPr>
+        <w:t>王濟</w:t>
+      </w:r>
+      <w:r>
+        <w:rPr>
+          <w:color w:val="0F0F0F"/>
+          <w:spacing w:val="-6"/>
+          <w:szCs w:val="28"/>
+        </w:rPr>
+        <w:t>在一次射箭賭局中贏了</w:t>
+      </w:r>
+      <w:r>
+        <w:rPr>
+          <w:color w:val="0F0F0F"/>
+          <w:spacing w:val="-6"/>
+          <w:szCs w:val="28"/>
+          <w:u w:val="single"/>
+        </w:rPr>
+        <w:t>王愷</w:t>
+      </w:r>
+      <w:r>
+        <w:rPr>
+          <w:color w:val="0F0F0F"/>
+          <w:spacing w:val="-6"/>
+          <w:szCs w:val="28"/>
+        </w:rPr>
+        <w:t>，將此牛殺來烤著吃。因此後世以「八百里」或「八百里炙」指代烤牛肉或軍中犒賞將士的盛宴。</w:t>
+      </w:r>
+    </w:p>
+    <w:p>
+      <w:pPr>
+        <w:pStyle w:val="aa"/>
+        <w:tabs>
+          <w:tab w:val="left" w:pos="7748"/>
+        </w:tabs>
+        <w:spacing w:after="0" w:line="360" w:lineRule="exact"/>
+        <w:ind w:leftChars="0" w:left="284" w:right="0" w:firstLine="0"/>
+        <w:jc w:val="both"/>
+        <w:rPr>
+          <w:color w:val="0F0F0F"/>
+          <w:szCs w:val="28"/>
+        </w:rPr>
+      </w:pPr>
+      <w:r>
+        <w:rPr>
+          <w:rFonts w:hint="eastAsia"/>
+          <w:color w:val="0F0F0F"/>
+          <w:szCs w:val="28"/>
+        </w:rPr>
+        <w:t>「八百里」是牛的名字，並非實際的距離。在</w:t>
+      </w:r>
+      <w:r>
+        <w:rPr>
+          <w:rFonts w:hint="eastAsia"/>
+          <w:color w:val="0F0F0F"/>
+          <w:szCs w:val="28"/>
+          <w:u w:val="single"/>
+        </w:rPr>
+        <w:t>辛棄疾</w:t>
+      </w:r>
+      <w:r>
+        <w:rPr>
+          <w:rFonts w:hint="eastAsia"/>
+          <w:color w:val="0F0F0F"/>
+          <w:szCs w:val="28"/>
+        </w:rPr>
+        <w:t>的詞中，「八百里」用指代牛肉，是一種典故的運用。</w:t>
       </w:r>
     </w:p>
     <w:p>
@@ -366,8 +495,9 @@
         <w:tabs>
           <w:tab w:val="left" w:pos="7748"/>
         </w:tabs>
-        <w:spacing w:after="0" w:line="440" w:lineRule="exact"/>
-        <w:ind w:leftChars="0" w:right="0"/>
+        <w:spacing w:after="0" w:line="360" w:lineRule="exact"/>
+        <w:ind w:leftChars="0" w:left="284" w:right="0" w:hanging="301"/>
+        <w:jc w:val="both"/>
         <w:rPr>
           <w:color w:val="0F0F0F"/>
           <w:szCs w:val="28"/>
@@ -379,7 +509,7 @@
           <w:color w:val="0F0F0F"/>
           <w:szCs w:val="28"/>
         </w:rPr>
-        <w:t>八百里：</w:t>
+        <w:t>麾</w:t>
       </w:r>
       <w:r>
         <w:rPr>
@@ -387,16 +517,24 @@
           <w:color w:val="0F0F0F"/>
           <w:szCs w:val="28"/>
         </w:rPr>
-        <w:t>「八百里」最早出現在《世說新語·汰侈》中：王君夫有牛，名八百里駁，常瑩其蹄角。</w:t>
+        <w:t>(</w:t>
+      </w:r>
+      <w:r>
+        <w:rPr>
+          <w:rFonts w:hint="eastAsia"/>
+          <w:color w:val="EE0000"/>
+          <w:sz w:val="16"/>
+          <w:szCs w:val="16"/>
+        </w:rPr>
+        <w:t>ㄏㄨㄟ</w:t>
       </w:r>
       <w:r>
         <w:rPr>
           <w:rFonts w:hint="eastAsia"/>
           <w:color w:val="0F0F0F"/>
           <w:szCs w:val="28"/>
-          <w:u w:val="single"/>
-        </w:rPr>
-        <w:t>王愷</w:t>
+        </w:rPr>
+        <w:t>)</w:t>
       </w:r>
       <w:r>
         <w:rPr>
@@ -404,85 +542,7 @@
           <w:color w:val="0F0F0F"/>
           <w:szCs w:val="28"/>
         </w:rPr>
-        <w:t>有一頭牛，名叫「八百里駁」，他經常用油脂擦拭牛的蹄角，使其光亮。</w:t>
-      </w:r>
-    </w:p>
-    <w:p>
-      <w:pPr>
-        <w:pStyle w:val="aa"/>
-        <w:tabs>
-          <w:tab w:val="left" w:pos="7748"/>
-        </w:tabs>
-        <w:spacing w:after="0" w:line="440" w:lineRule="exact"/>
-        <w:ind w:leftChars="0" w:left="463" w:right="0" w:firstLine="0"/>
-        <w:rPr>
-          <w:color w:val="0F0F0F"/>
-          <w:szCs w:val="28"/>
-        </w:rPr>
-      </w:pPr>
-      <w:r>
-        <w:rPr>
-          <w:rFonts w:hint="eastAsia"/>
-          <w:color w:val="0F0F0F"/>
-          <w:szCs w:val="28"/>
-        </w:rPr>
-        <w:t>「八百里」是牛的名字，並非實際的距離。在</w:t>
-      </w:r>
-      <w:r>
-        <w:rPr>
-          <w:rFonts w:hint="eastAsia"/>
-          <w:color w:val="0F0F0F"/>
-          <w:szCs w:val="28"/>
-          <w:u w:val="single"/>
-        </w:rPr>
-        <w:t>辛棄疾</w:t>
-      </w:r>
-      <w:r>
-        <w:rPr>
-          <w:rFonts w:hint="eastAsia"/>
-          <w:color w:val="0F0F0F"/>
-          <w:szCs w:val="28"/>
-        </w:rPr>
-        <w:t>的詞中，「八百里」用指代牛肉，是一種典故的運用。</w:t>
-      </w:r>
-    </w:p>
-    <w:p>
-      <w:pPr>
-        <w:pStyle w:val="aa"/>
-        <w:tabs>
-          <w:tab w:val="left" w:pos="7748"/>
-        </w:tabs>
-        <w:spacing w:after="0" w:line="440" w:lineRule="exact"/>
-        <w:ind w:leftChars="0" w:left="463" w:right="0" w:firstLine="0"/>
-        <w:rPr>
-          <w:color w:val="0F0F0F"/>
-          <w:szCs w:val="28"/>
-        </w:rPr>
-      </w:pPr>
-      <w:r>
-        <w:rPr>
-          <w:rFonts w:hint="eastAsia"/>
-          <w:color w:val="0F0F0F"/>
-          <w:szCs w:val="28"/>
-        </w:rPr>
-        <w:t>此外，據《漢書·食貨志》記載，</w:t>
-      </w:r>
-      <w:r>
-        <w:rPr>
-          <w:rFonts w:hint="eastAsia"/>
-          <w:color w:val="0F0F0F"/>
-          <w:szCs w:val="28"/>
-          <w:u w:val="single"/>
-        </w:rPr>
-        <w:t>漢代</w:t>
-      </w:r>
-      <w:r>
-        <w:rPr>
-          <w:rFonts w:hint="eastAsia"/>
-          <w:color w:val="0F0F0F"/>
-          <w:szCs w:val="28"/>
-        </w:rPr>
-        <w:t>軍隊行軍時，每人每天的口糧是八兩米，一斤肉。八兩米相當於一斤六兩，一斤肉相當於八兩，两者相加約為八百里。因此，「八百里」也可能指代軍隊的伙食。</w:t>
+        <w:t>：軍旗。麾下：指部下。</w:t>
       </w:r>
     </w:p>
     <w:p>
@@ -495,8 +555,9 @@
         <w:tabs>
           <w:tab w:val="left" w:pos="7748"/>
         </w:tabs>
-        <w:spacing w:after="0" w:line="440" w:lineRule="exact"/>
-        <w:ind w:leftChars="0" w:right="0"/>
+        <w:spacing w:after="0" w:line="360" w:lineRule="exact"/>
+        <w:ind w:leftChars="0" w:left="284" w:right="0" w:hanging="301"/>
+        <w:jc w:val="both"/>
         <w:rPr>
           <w:color w:val="0F0F0F"/>
           <w:szCs w:val="28"/>
@@ -508,7 +569,7 @@
           <w:color w:val="0F0F0F"/>
           <w:szCs w:val="28"/>
         </w:rPr>
-        <w:t>麾：軍旗。麾下：指部下。</w:t>
+        <w:t>炙：烤肉。</w:t>
       </w:r>
     </w:p>
     <w:p>
@@ -521,8 +582,9 @@
         <w:tabs>
           <w:tab w:val="left" w:pos="7748"/>
         </w:tabs>
-        <w:spacing w:after="0" w:line="440" w:lineRule="exact"/>
-        <w:ind w:leftChars="0" w:right="0"/>
+        <w:spacing w:after="0" w:line="360" w:lineRule="exact"/>
+        <w:ind w:leftChars="0" w:left="284" w:right="0" w:hanging="301"/>
+        <w:jc w:val="both"/>
         <w:rPr>
           <w:color w:val="0F0F0F"/>
           <w:szCs w:val="28"/>
@@ -534,7 +596,23 @@
           <w:color w:val="0F0F0F"/>
           <w:szCs w:val="28"/>
         </w:rPr>
-        <w:t>炙：烤肉。</w:t>
+        <w:t>五十弦：本指瑟，</w:t>
+      </w:r>
+      <w:r>
+        <w:rPr>
+          <w:rFonts w:hint="eastAsia"/>
+          <w:bCs/>
+          <w:szCs w:val="28"/>
+        </w:rPr>
+        <w:t>代指各種軍樂器</w:t>
+      </w:r>
+      <w:r>
+        <w:rPr>
+          <w:rFonts w:hint="eastAsia"/>
+          <w:color w:val="0F0F0F"/>
+          <w:szCs w:val="28"/>
+        </w:rPr>
+        <w:t>。</w:t>
       </w:r>
     </w:p>
     <w:p>
@@ -547,8 +625,9 @@
         <w:tabs>
           <w:tab w:val="left" w:pos="7748"/>
         </w:tabs>
-        <w:spacing w:after="0" w:line="440" w:lineRule="exact"/>
-        <w:ind w:leftChars="0" w:right="0"/>
+        <w:spacing w:after="0" w:line="360" w:lineRule="exact"/>
+        <w:ind w:leftChars="0" w:left="284" w:right="0" w:hanging="301"/>
+        <w:jc w:val="both"/>
         <w:rPr>
           <w:color w:val="0F0F0F"/>
           <w:szCs w:val="28"/>
@@ -556,34 +635,10 @@
       </w:pPr>
       <w:r>
         <w:rPr>
-          <w:rFonts w:hint="eastAsia"/>
           <w:color w:val="0F0F0F"/>
           <w:szCs w:val="28"/>
         </w:rPr>
-        <w:t>五十弦：本指瑟，</w:t>
-      </w:r>
-      <w:r>
-        <w:rPr>
-          <w:rFonts w:hint="eastAsia"/>
-          <w:bCs/>
-          <w:szCs w:val="28"/>
-        </w:rPr>
-        <w:t>代指各種軍樂器</w:t>
-      </w:r>
-      <w:r>
-        <w:rPr>
-          <w:rFonts w:hint="eastAsia"/>
-          <w:color w:val="0F0F0F"/>
-          <w:szCs w:val="28"/>
-        </w:rPr>
-        <w:t>。</w:t>
-      </w:r>
-      <w:r>
-        <w:rPr>
-          <w:color w:val="0F0F0F"/>
-          <w:szCs w:val="28"/>
-        </w:rPr>
-        <w:t xml:space="preserve"> 翻：演奏。 塞外聲：以邊塞作為題材的雄壯悲涼的軍歌。</w:t>
+        <w:t>翻：演奏。</w:t>
       </w:r>
     </w:p>
     <w:p>
@@ -596,8 +651,9 @@
         <w:tabs>
           <w:tab w:val="left" w:pos="7748"/>
         </w:tabs>
-        <w:spacing w:after="0" w:line="440" w:lineRule="exact"/>
-        <w:ind w:leftChars="0" w:right="0"/>
+        <w:spacing w:after="0" w:line="360" w:lineRule="exact"/>
+        <w:ind w:leftChars="0" w:left="284" w:right="0" w:hanging="301"/>
+        <w:jc w:val="both"/>
         <w:rPr>
           <w:color w:val="0F0F0F"/>
           <w:szCs w:val="28"/>
@@ -605,11 +661,10 @@
       </w:pPr>
       <w:r>
         <w:rPr>
-          <w:rFonts w:hint="eastAsia"/>
           <w:color w:val="0F0F0F"/>
           <w:szCs w:val="28"/>
         </w:rPr>
-        <w:t>點兵：檢閱軍隊。</w:t>
+        <w:t>塞外聲：以邊塞作為題材的雄壯悲涼的軍歌。</w:t>
       </w:r>
     </w:p>
     <w:p>
@@ -622,8 +677,9 @@
         <w:tabs>
           <w:tab w:val="left" w:pos="7748"/>
         </w:tabs>
-        <w:spacing w:after="0" w:line="440" w:lineRule="exact"/>
-        <w:ind w:leftChars="0" w:right="0"/>
+        <w:spacing w:after="0" w:line="360" w:lineRule="exact"/>
+        <w:ind w:leftChars="0" w:left="284" w:right="0" w:hanging="301"/>
+        <w:jc w:val="both"/>
         <w:rPr>
           <w:color w:val="0F0F0F"/>
           <w:szCs w:val="28"/>
@@ -635,157 +691,7 @@
           <w:color w:val="0F0F0F"/>
           <w:szCs w:val="28"/>
         </w:rPr>
-        <w:t>馬作的</w:t>
-      </w:r>
-      <w:r>
-        <w:rPr>
-          <w:rFonts w:hint="eastAsia"/>
-          <w:color w:val="0F0F0F"/>
-          <w:szCs w:val="28"/>
-        </w:rPr>
-        <w:t>（</w:t>
-      </w:r>
-      <w:r>
-        <w:rPr>
-          <w:rFonts w:hint="eastAsia"/>
-          <w:color w:val="FF0000"/>
-          <w:sz w:val="16"/>
-          <w:szCs w:val="16"/>
-        </w:rPr>
-        <w:t>ㄉㄧ</w:t>
-      </w:r>
-      <w:r>
-        <w:rPr>
-          <w:rFonts w:hint="eastAsia"/>
-          <w:color w:val="FF0000"/>
-          <w:sz w:val="16"/>
-          <w:szCs w:val="16"/>
-        </w:rPr>
-        <w:t>ˋ</w:t>
-      </w:r>
-      <w:r>
-        <w:rPr>
-          <w:rFonts w:hint="eastAsia"/>
-          <w:color w:val="0F0F0F"/>
-          <w:szCs w:val="28"/>
-        </w:rPr>
-        <w:t>）</w:t>
-      </w:r>
-      <w:r>
-        <w:rPr>
-          <w:rFonts w:hint="eastAsia"/>
-          <w:color w:val="0F0F0F"/>
-          <w:szCs w:val="28"/>
-        </w:rPr>
-        <w:t>盧</w:t>
-      </w:r>
-      <w:r>
-        <w:rPr>
-          <w:color w:val="0F0F0F"/>
-          <w:szCs w:val="28"/>
-        </w:rPr>
-        <w:t>飛快：戰馬像的盧馬那樣跑得飛快；作，像…一樣</w:t>
-      </w:r>
-      <w:r>
-        <w:rPr>
-          <w:rFonts w:hint="eastAsia"/>
-          <w:color w:val="0F0F0F"/>
-          <w:szCs w:val="28"/>
-        </w:rPr>
-        <w:t>。</w:t>
-      </w:r>
-    </w:p>
-    <w:p>
-      <w:pPr>
-        <w:pStyle w:val="aa"/>
-        <w:numPr>
-          <w:ilvl w:val="0"/>
-          <w:numId w:val="48"/>
-        </w:numPr>
-        <w:tabs>
-          <w:tab w:val="left" w:pos="7748"/>
-        </w:tabs>
-        <w:spacing w:after="0" w:line="440" w:lineRule="exact"/>
-        <w:ind w:leftChars="0" w:right="0"/>
-        <w:rPr>
-          <w:color w:val="0F0F0F"/>
-          <w:szCs w:val="28"/>
-        </w:rPr>
-      </w:pPr>
-      <w:r>
-        <w:rPr>
-          <w:color w:val="0F0F0F"/>
-          <w:szCs w:val="28"/>
-        </w:rPr>
-        <w:t>的盧，馬名。一種額部有白色斑點性烈的快馬</w:t>
-      </w:r>
-      <w:r>
-        <w:rPr>
-          <w:rFonts w:hint="eastAsia"/>
-          <w:color w:val="0F0F0F"/>
-          <w:szCs w:val="28"/>
-        </w:rPr>
-        <w:t>，</w:t>
-      </w:r>
-      <w:r>
-        <w:rPr>
-          <w:rFonts w:hint="eastAsia"/>
-          <w:color w:val="0F0F0F"/>
-          <w:szCs w:val="28"/>
-        </w:rPr>
-        <w:t>一般認為是不祥之馬</w:t>
-      </w:r>
-      <w:r>
-        <w:rPr>
-          <w:color w:val="0F0F0F"/>
-          <w:szCs w:val="28"/>
-        </w:rPr>
-        <w:t>。相傳</w:t>
-      </w:r>
-      <w:r>
-        <w:rPr>
-          <w:color w:val="0F0F0F"/>
-          <w:szCs w:val="28"/>
-          <w:u w:val="single"/>
-        </w:rPr>
-        <w:t>劉備</w:t>
-      </w:r>
-      <w:r>
-        <w:rPr>
-          <w:color w:val="0F0F0F"/>
-          <w:szCs w:val="28"/>
-        </w:rPr>
-        <w:t>曾乘的盧馬從</w:t>
-      </w:r>
-      <w:r>
-        <w:rPr>
-          <w:color w:val="0F0F0F"/>
-          <w:szCs w:val="28"/>
-          <w:u w:val="single"/>
-        </w:rPr>
-        <w:t>襄陽</w:t>
-      </w:r>
-      <w:r>
-        <w:rPr>
-          <w:color w:val="0F0F0F"/>
-          <w:szCs w:val="28"/>
-        </w:rPr>
-        <w:t>城西的</w:t>
-      </w:r>
-      <w:r>
-        <w:rPr>
-          <w:color w:val="0F0F0F"/>
-          <w:szCs w:val="28"/>
-          <w:u w:val="single"/>
-        </w:rPr>
-        <w:t>檀溪</w:t>
-      </w:r>
-      <w:r>
-        <w:rPr>
-          <w:color w:val="0F0F0F"/>
-          <w:szCs w:val="28"/>
-        </w:rPr>
-        <w:t>水中一躍三丈，脫離險境。</w:t>
+        <w:t>點兵：檢閱軍隊。</w:t>
       </w:r>
     </w:p>
     <w:p>
@@ -798,8 +704,9 @@
         <w:tabs>
           <w:tab w:val="left" w:pos="7748"/>
         </w:tabs>
-        <w:spacing w:after="0" w:line="440" w:lineRule="exact"/>
-        <w:ind w:leftChars="0" w:right="0"/>
+        <w:spacing w:after="0" w:line="360" w:lineRule="exact"/>
+        <w:ind w:leftChars="0" w:left="284" w:right="0" w:hanging="301"/>
+        <w:jc w:val="both"/>
         <w:rPr>
           <w:color w:val="0F0F0F"/>
           <w:szCs w:val="28"/>
@@ -811,14 +718,116 @@
           <w:color w:val="0F0F0F"/>
           <w:szCs w:val="28"/>
         </w:rPr>
-        <w:t>霹靂</w:t>
+        <w:t>馬作的盧</w:t>
       </w:r>
       <w:r>
         <w:rPr>
           <w:color w:val="0F0F0F"/>
           <w:szCs w:val="28"/>
         </w:rPr>
-        <w:t>：特別響的雷聲，比喻拉弓時弓弦響如驚雷。</w:t>
+        <w:t>飛快：戰馬像的盧馬那樣跑得飛快；作，像…一樣</w:t>
+      </w:r>
+      <w:r>
+        <w:rPr>
+          <w:rFonts w:hint="eastAsia"/>
+          <w:color w:val="0F0F0F"/>
+          <w:szCs w:val="28"/>
+        </w:rPr>
+        <w:t>。</w:t>
+      </w:r>
+    </w:p>
+    <w:p>
+      <w:pPr>
+        <w:pStyle w:val="aa"/>
+        <w:numPr>
+          <w:ilvl w:val="0"/>
+          <w:numId w:val="49"/>
+        </w:numPr>
+        <w:tabs>
+          <w:tab w:val="left" w:pos="7748"/>
+        </w:tabs>
+        <w:spacing w:after="0" w:line="360" w:lineRule="exact"/>
+        <w:ind w:leftChars="0" w:left="567" w:right="0" w:hanging="283"/>
+        <w:jc w:val="both"/>
+        <w:rPr>
+          <w:color w:val="0F0F0F"/>
+          <w:szCs w:val="28"/>
+        </w:rPr>
+      </w:pPr>
+      <w:r>
+        <w:rPr>
+          <w:color w:val="0F0F0F"/>
+          <w:szCs w:val="28"/>
+        </w:rPr>
+        <w:t>的盧，馬名。一種額部有白色斑點性烈的快馬</w:t>
+      </w:r>
+      <w:r>
+        <w:rPr>
+          <w:rFonts w:hint="eastAsia"/>
+          <w:color w:val="0F0F0F"/>
+          <w:szCs w:val="28"/>
+        </w:rPr>
+        <w:t>，</w:t>
+      </w:r>
+      <w:r>
+        <w:rPr>
+          <w:rFonts w:hint="eastAsia"/>
+          <w:color w:val="0F0F0F"/>
+          <w:szCs w:val="28"/>
+        </w:rPr>
+        <w:t>一般認為是不祥之馬</w:t>
+      </w:r>
+      <w:r>
+        <w:rPr>
+          <w:color w:val="0F0F0F"/>
+          <w:szCs w:val="28"/>
+        </w:rPr>
+        <w:t>。相傳</w:t>
+      </w:r>
+      <w:r>
+        <w:rPr>
+          <w:color w:val="0F0F0F"/>
+          <w:szCs w:val="28"/>
+          <w:u w:val="single"/>
+        </w:rPr>
+        <w:t>劉備</w:t>
+      </w:r>
+      <w:r>
+        <w:rPr>
+          <w:color w:val="0F0F0F"/>
+          <w:szCs w:val="28"/>
+        </w:rPr>
+        <w:t>曾乘的盧馬從</w:t>
+      </w:r>
+      <w:r>
+        <w:rPr>
+          <w:color w:val="0F0F0F"/>
+          <w:szCs w:val="28"/>
+          <w:u w:val="single"/>
+        </w:rPr>
+        <w:t>襄陽</w:t>
+      </w:r>
+      <w:r>
+        <w:rPr>
+          <w:color w:val="0F0F0F"/>
+          <w:szCs w:val="28"/>
+        </w:rPr>
+        <w:t>城西的</w:t>
+      </w:r>
+      <w:r>
+        <w:rPr>
+          <w:color w:val="0F0F0F"/>
+          <w:szCs w:val="28"/>
+          <w:u w:val="single"/>
+        </w:rPr>
+        <w:t>檀溪</w:t>
+      </w:r>
+      <w:r>
+        <w:rPr>
+          <w:color w:val="0F0F0F"/>
+          <w:szCs w:val="28"/>
+        </w:rPr>
+        <w:t>水中一躍三丈，脫離險境。</w:t>
       </w:r>
     </w:p>
     <w:p>
@@ -831,8 +840,9 @@
         <w:tabs>
           <w:tab w:val="left" w:pos="7748"/>
         </w:tabs>
-        <w:spacing w:after="0" w:line="440" w:lineRule="exact"/>
-        <w:ind w:leftChars="0" w:right="0"/>
+        <w:spacing w:after="0" w:line="360" w:lineRule="exact"/>
+        <w:ind w:leftChars="0" w:left="284" w:right="0" w:hanging="426"/>
+        <w:jc w:val="both"/>
         <w:rPr>
           <w:color w:val="0F0F0F"/>
           <w:szCs w:val="28"/>
@@ -844,7 +854,14 @@
           <w:color w:val="0F0F0F"/>
           <w:szCs w:val="28"/>
         </w:rPr>
-        <w:t>天下事：此指恢復中原之事。</w:t>
+        <w:t>霹靂</w:t>
+      </w:r>
+      <w:r>
+        <w:rPr>
+          <w:color w:val="0F0F0F"/>
+          <w:szCs w:val="28"/>
+        </w:rPr>
+        <w:t>：特別響的雷聲，比喻拉弓時弓弦響如驚雷。</w:t>
       </w:r>
     </w:p>
     <w:p>
@@ -854,11 +871,9 @@
           <w:ilvl w:val="0"/>
           <w:numId w:val="44"/>
         </w:numPr>
-        <w:tabs>
-          <w:tab w:val="left" w:pos="7748"/>
-        </w:tabs>
-        <w:spacing w:after="0" w:line="440" w:lineRule="exact"/>
-        <w:ind w:leftChars="0" w:right="0"/>
+        <w:spacing w:after="0" w:line="360" w:lineRule="exact"/>
+        <w:ind w:leftChars="0" w:left="284" w:right="0" w:hanging="426"/>
+        <w:jc w:val="both"/>
         <w:rPr>
           <w:color w:val="0F0F0F"/>
           <w:szCs w:val="28"/>
@@ -870,7 +885,7 @@
           <w:color w:val="0F0F0F"/>
           <w:szCs w:val="28"/>
         </w:rPr>
-        <w:t>身後：死後。</w:t>
+        <w:t>天下事：此指恢復中原之事。</w:t>
       </w:r>
     </w:p>
     <w:p>
@@ -880,47 +895,64 @@
           <w:ilvl w:val="0"/>
           <w:numId w:val="44"/>
         </w:numPr>
+        <w:spacing w:after="0" w:line="360" w:lineRule="exact"/>
+        <w:ind w:leftChars="0" w:left="284" w:right="0" w:hanging="426"/>
+        <w:jc w:val="both"/>
+        <w:rPr>
+          <w:color w:val="0F0F0F"/>
+          <w:szCs w:val="28"/>
+        </w:rPr>
+      </w:pPr>
+      <w:r>
+        <w:rPr>
+          <w:rFonts w:hint="eastAsia"/>
+          <w:color w:val="0F0F0F"/>
+          <w:szCs w:val="28"/>
+        </w:rPr>
+        <w:t>身後：死後。</w:t>
+      </w:r>
+    </w:p>
+    <w:p>
+      <w:pPr>
+        <w:pStyle w:val="aa"/>
+        <w:numPr>
+          <w:ilvl w:val="0"/>
+          <w:numId w:val="44"/>
+        </w:numPr>
+        <w:spacing w:after="0" w:line="360" w:lineRule="exact"/>
+        <w:ind w:leftChars="0" w:left="284" w:right="0" w:hanging="426"/>
+        <w:jc w:val="both"/>
+        <w:rPr>
+          <w:color w:val="0F0F0F"/>
+          <w:szCs w:val="28"/>
+        </w:rPr>
+      </w:pPr>
+      <w:r>
+        <w:rPr>
+          <w:rFonts w:hint="eastAsia"/>
+          <w:color w:val="0F0F0F"/>
+          <w:szCs w:val="28"/>
+        </w:rPr>
+        <w:t>可憐：可惜</w:t>
+      </w:r>
+      <w:r>
+        <w:rPr>
+          <w:rFonts w:hint="eastAsia"/>
+          <w:color w:val="0F0F0F"/>
+          <w:szCs w:val="28"/>
+        </w:rPr>
+        <w:t>。</w:t>
+      </w:r>
+    </w:p>
+    <w:p>
+      <w:pPr>
+        <w:pStyle w:val="aa"/>
         <w:tabs>
           <w:tab w:val="left" w:pos="7748"/>
         </w:tabs>
-        <w:spacing w:after="0" w:line="440" w:lineRule="exact"/>
-        <w:ind w:leftChars="0" w:right="0"/>
-        <w:rPr>
-          <w:color w:val="0F0F0F"/>
-          <w:szCs w:val="28"/>
-        </w:rPr>
-        <w:sectPr>
-          <w:footerReference w:type="default" r:id="rId8"/>
-          <w:pgSz w:w="11906" w:h="16838"/>
-          <w:pgMar w:top="567" w:right="851" w:bottom="567" w:left="851" w:header="567" w:footer="0" w:gutter="0"/>
-          <w:cols w:space="720"/>
-          <w:docGrid w:linePitch="381"/>
-        </w:sectPr>
-      </w:pPr>
-      <w:r>
-        <w:rPr>
-          <w:rFonts w:hint="eastAsia"/>
-          <w:color w:val="0F0F0F"/>
-          <w:szCs w:val="28"/>
-        </w:rPr>
-        <w:t>可憐：可惜</w:t>
-      </w:r>
-      <w:r>
-        <w:rPr>
-          <w:rFonts w:hint="eastAsia"/>
-          <w:color w:val="0F0F0F"/>
-          <w:szCs w:val="28"/>
-        </w:rPr>
-        <w:t>。</w:t>
-      </w:r>
-    </w:p>
-    <w:p>
-      <w:pPr>
-        <w:tabs>
-          <w:tab w:val="left" w:pos="7748"/>
-        </w:tabs>
-        <w:spacing w:after="0" w:line="400" w:lineRule="exact"/>
-        <w:ind w:left="-17" w:right="0" w:firstLine="0"/>
+        <w:spacing w:beforeLines="50" w:before="120" w:after="0" w:line="440" w:lineRule="exact"/>
+        <w:ind w:leftChars="0" w:left="-17" w:right="0" w:firstLine="0"/>
+        <w:jc w:val="both"/>
         <w:rPr>
           <w:szCs w:val="28"/>
         </w:rPr>
@@ -932,7 +964,6 @@
           <w:szCs w:val="32"/>
           <w:bdr w:val="single" w:sz="4" w:space="0" w:color="auto"/>
         </w:rPr>
-        <w:lastRenderedPageBreak/>
         <w:t>賞析</w:t>
       </w:r>
       <w:r>
@@ -947,6 +978,7 @@
       <w:pPr>
         <w:spacing w:after="0" w:line="440" w:lineRule="exact"/>
         <w:ind w:left="-6" w:right="0" w:hanging="11"/>
+        <w:jc w:val="both"/>
         <w:rPr>
           <w:bCs/>
           <w:szCs w:val="28"/>
@@ -962,32 +994,36 @@
       </w:r>
       <w:r>
         <w:rPr>
-          <w:rFonts w:hint="eastAsia"/>
           <w:bCs/>
           <w:szCs w:val="28"/>
-        </w:rPr>
-        <w:t>這是</w:t>
-      </w:r>
-      <w:r>
-        <w:rPr>
-          <w:rFonts w:hint="eastAsia"/>
+          <w:u w:val="single"/>
+        </w:rPr>
+        <w:t>辛棄疾</w:t>
+      </w:r>
+      <w:r>
+        <w:rPr>
           <w:bCs/>
           <w:szCs w:val="28"/>
+        </w:rPr>
+        <w:t>此詞寫於退居</w:t>
+      </w:r>
+      <w:r>
+        <w:rPr>
+          <w:bCs/>
+          <w:szCs w:val="28"/>
           <w:u w:val="single"/>
         </w:rPr>
-        <w:t>辛棄疾</w:t>
-      </w:r>
-      <w:r>
-        <w:rPr>
-          <w:rFonts w:hint="eastAsia"/>
+        <w:t>信州</w:t>
+      </w:r>
+      <w:r>
+        <w:rPr>
           <w:bCs/>
           <w:szCs w:val="28"/>
         </w:rPr>
-        <w:t>寄好友</w:t>
-      </w:r>
-      <w:r>
-        <w:rPr>
-          <w:rFonts w:hint="eastAsia"/>
+        <w:t>期間，寄給志同道合的抗金好友</w:t>
+      </w:r>
+      <w:r>
+        <w:rPr>
           <w:bCs/>
           <w:szCs w:val="28"/>
           <w:u w:val="single"/>
@@ -996,85 +1032,74 @@
       </w:r>
       <w:r>
         <w:rPr>
-          <w:rFonts w:hint="eastAsia"/>
           <w:bCs/>
           <w:szCs w:val="28"/>
         </w:rPr>
-        <w:t>（</w:t>
-      </w:r>
-      <w:r>
-        <w:rPr>
-          <w:rFonts w:hint="eastAsia"/>
+        <w:t>（字</w:t>
+      </w:r>
+      <w:r>
+        <w:rPr>
           <w:bCs/>
           <w:szCs w:val="28"/>
           <w:u w:val="single"/>
         </w:rPr>
-        <w:t>陳同甫</w:t>
-      </w:r>
-      <w:r>
-        <w:rPr>
-          <w:rFonts w:hint="eastAsia"/>
+        <w:t>同甫</w:t>
+      </w:r>
+      <w:r>
+        <w:rPr>
           <w:bCs/>
           <w:szCs w:val="28"/>
         </w:rPr>
-        <w:t>）的一首詞，詞中回顧了他當年在</w:t>
-      </w:r>
-      <w:r>
-        <w:rPr>
-          <w:rFonts w:hint="eastAsia"/>
+        <w:t>）。全詞以「壯」字貫穿，上片與下片前四句透過層層渲染，構築出</w:t>
+      </w:r>
+      <w:r>
+        <w:rPr>
+          <w:b/>
+          <w:szCs w:val="28"/>
+        </w:rPr>
+        <w:t>壯懷激烈</w:t>
+      </w:r>
+      <w:r>
+        <w:rPr>
           <w:bCs/>
           <w:szCs w:val="28"/>
-          <w:u w:val="single"/>
-        </w:rPr>
-        <w:t>山東</w:t>
-      </w:r>
-      <w:r>
-        <w:rPr>
-          <w:rFonts w:hint="eastAsia"/>
+        </w:rPr>
+        <w:t>、</w:t>
+      </w:r>
+      <w:r>
+        <w:rPr>
+          <w:b/>
+          <w:szCs w:val="28"/>
+        </w:rPr>
+        <w:t>馳騁</w:t>
+      </w:r>
+      <w:r>
+        <w:rPr>
           <w:bCs/>
           <w:szCs w:val="28"/>
         </w:rPr>
-        <w:t>和</w:t>
-      </w:r>
-      <w:r>
-        <w:rPr>
-          <w:rFonts w:hint="eastAsia"/>
+        <w:t>沙場的英雄夢境，結句卻以冷酷的現實陡然反轉，將愛國志士「報國無門、壯志未酬」的悲憤展現得</w:t>
+      </w:r>
+      <w:r>
+        <w:rPr>
+          <w:b/>
+          <w:szCs w:val="28"/>
+        </w:rPr>
+        <w:t>淋漓盡致</w:t>
+      </w:r>
+      <w:r>
+        <w:rPr>
           <w:bCs/>
           <w:szCs w:val="28"/>
-          <w:u w:val="single"/>
-        </w:rPr>
-        <w:t>耿京</w:t>
-      </w:r>
-      <w:r>
-        <w:rPr>
-          <w:rFonts w:hint="eastAsia"/>
-          <w:bCs/>
-          <w:szCs w:val="28"/>
-        </w:rPr>
-        <w:t>一起領導義軍抗擊</w:t>
-      </w:r>
-      <w:r>
-        <w:rPr>
-          <w:rFonts w:hint="eastAsia"/>
-          <w:bCs/>
-          <w:szCs w:val="28"/>
-          <w:u w:val="single"/>
-        </w:rPr>
-        <w:t>金</w:t>
-      </w:r>
-      <w:r>
-        <w:rPr>
-          <w:rFonts w:hint="eastAsia"/>
-          <w:bCs/>
-          <w:szCs w:val="28"/>
-        </w:rPr>
-        <w:t>兵的情形，描繪了義軍雄壯的軍容和英勇戰鬥的場面，也表現了作者不能實現收復中原的理想的悲憤心情。</w:t>
+        </w:rPr>
+        <w:t>。</w:t>
       </w:r>
     </w:p>
     <w:p>
       <w:pPr>
-        <w:spacing w:after="0" w:line="440" w:lineRule="exact"/>
+        <w:spacing w:after="0" w:line="420" w:lineRule="exact"/>
         <w:ind w:left="-6" w:right="0" w:hanging="11"/>
+        <w:jc w:val="both"/>
         <w:rPr>
           <w:bCs/>
           <w:szCs w:val="28"/>
@@ -1086,85 +1111,92 @@
           <w:bCs/>
           <w:szCs w:val="28"/>
         </w:rPr>
+        <w:lastRenderedPageBreak/>
         <w:t xml:space="preserve">　　</w:t>
       </w:r>
       <w:r>
         <w:rPr>
-          <w:rFonts w:hint="eastAsia"/>
           <w:bCs/>
           <w:szCs w:val="28"/>
         </w:rPr>
-        <w:t>上片寫軍容的威武雄壯。開頭兩句寫他喝酒之後，興致勃勃，撥亮燈火，拔出身上佩戴的寶劍，仔細地撫視著。當他睡覺一夢醒來的時候，還聽到四面八方的軍營</w:t>
-      </w:r>
-      <w:r>
-        <w:rPr>
-          <w:rFonts w:hint="eastAsia"/>
+        <w:t>起首「醉裡挑燈看劍，夢回吹角連營」，開篇即刻畫出一位身處困境卻心繫戰場的將領形象。深夜醉意中挑燈</w:t>
+      </w:r>
+      <w:r>
+        <w:rPr>
+          <w:b/>
+          <w:szCs w:val="28"/>
+        </w:rPr>
+        <w:t>撫劍</w:t>
+      </w:r>
+      <w:r>
+        <w:rPr>
           <w:bCs/>
           <w:szCs w:val="28"/>
         </w:rPr>
-        <w:t>裡</w:t>
-      </w:r>
-      <w:r>
-        <w:rPr>
-          <w:rFonts w:hint="eastAsia"/>
+        <w:t>，顯示其渴望馳騁</w:t>
+      </w:r>
+      <w:r>
+        <w:rPr>
+          <w:b/>
+          <w:szCs w:val="28"/>
+        </w:rPr>
+        <w:t>疆場</w:t>
+      </w:r>
+      <w:r>
+        <w:rPr>
           <w:bCs/>
           <w:szCs w:val="28"/>
         </w:rPr>
-        <w:t>，接連響起號角聲。</w:t>
-      </w:r>
-      <w:r>
-        <w:rPr>
-          <w:rFonts w:hint="eastAsia"/>
+        <w:t>的執念；「夢回」二字則是全詞關鍵，將現實與幻境無縫連接。「八百里分麾下炙，五十弦翻塞外聲。沙場秋點兵」三句，從視覺、味覺與聽覺全方位交織出軍營生活：分食烤肉的</w:t>
+      </w:r>
+      <w:r>
+        <w:rPr>
+          <w:b/>
+          <w:szCs w:val="28"/>
+        </w:rPr>
+        <w:t>豪邁</w:t>
+      </w:r>
+      <w:r>
+        <w:rPr>
           <w:bCs/>
           <w:szCs w:val="28"/>
         </w:rPr>
-        <w:t>「</w:t>
-      </w:r>
-      <w:r>
-        <w:rPr>
-          <w:rFonts w:hint="eastAsia"/>
+        <w:t>、</w:t>
+      </w:r>
+      <w:r>
+        <w:rPr>
+          <w:b/>
+          <w:szCs w:val="28"/>
+        </w:rPr>
+        <w:t>雄渾</w:t>
+      </w:r>
+      <w:r>
+        <w:rPr>
           <w:bCs/>
           <w:szCs w:val="28"/>
         </w:rPr>
-        <w:t>角</w:t>
-      </w:r>
-      <w:r>
-        <w:rPr>
-          <w:rFonts w:hint="eastAsia"/>
+        <w:t>激昂的邊塞樂曲，以及肅殺秋風中校閱大軍的壯觀場面，展現出</w:t>
+      </w:r>
+      <w:r>
+        <w:rPr>
+          <w:b/>
+          <w:szCs w:val="28"/>
+        </w:rPr>
+        <w:t>磅礡</w:t>
+      </w:r>
+      <w:r>
+        <w:rPr>
           <w:bCs/>
           <w:szCs w:val="28"/>
         </w:rPr>
-        <w:t>」</w:t>
-      </w:r>
-      <w:r>
-        <w:rPr>
-          <w:rFonts w:hint="eastAsia"/>
-          <w:bCs/>
-          <w:szCs w:val="28"/>
-        </w:rPr>
-        <w:t>，古代軍隊的樂器，如同今天的軍號，有竹、銅、牛角等製品。三、四、五句寫許多義軍都分到了烤熟的牛肉，樂隊在邊塞演奏起</w:t>
-      </w:r>
-      <w:r>
-        <w:rPr>
-          <w:rFonts w:hint="eastAsia"/>
-          <w:b/>
-          <w:szCs w:val="28"/>
-        </w:rPr>
-        <w:t>悲壯蒼涼</w:t>
-      </w:r>
-      <w:r>
-        <w:rPr>
-          <w:rFonts w:hint="eastAsia"/>
-          <w:bCs/>
-          <w:szCs w:val="28"/>
-        </w:rPr>
-        <w:t>的軍歌，在秋天的戰場上，檢閱著全副武裝、準備戰鬥的部隊。</w:t>
+        <w:t>的軍威與高昂的士氣。</w:t>
       </w:r>
     </w:p>
     <w:p>
       <w:pPr>
-        <w:spacing w:after="0" w:line="440" w:lineRule="exact"/>
+        <w:spacing w:after="0" w:line="420" w:lineRule="exact"/>
         <w:ind w:left="-6" w:right="0" w:hanging="11"/>
+        <w:jc w:val="both"/>
         <w:rPr>
           <w:bCs/>
           <w:szCs w:val="28"/>
@@ -1180,461 +1212,31 @@
       </w:r>
       <w:r>
         <w:rPr>
-          <w:rFonts w:hint="eastAsia"/>
           <w:bCs/>
           <w:szCs w:val="28"/>
         </w:rPr>
-        <w:t>下片前兩句寫義軍在作戰時，英勇</w:t>
-      </w:r>
-      <w:r>
-        <w:rPr>
-          <w:rFonts w:hint="eastAsia"/>
+        <w:t>「馬作的盧飛快，弓如霹靂弦驚」運用生動的比喻與誇張手法，形容坐騎如的盧馬般飛馳、弓弦如驚雷般響亮，極力</w:t>
+      </w:r>
+      <w:r>
+        <w:rPr>
+          <w:b/>
+          <w:szCs w:val="28"/>
+        </w:rPr>
+        <w:t>渲染</w:t>
+      </w:r>
+      <w:r>
+        <w:rPr>
           <w:bCs/>
           <w:szCs w:val="28"/>
         </w:rPr>
-        <w:t>衝鋒</w:t>
-      </w:r>
-      <w:r>
-        <w:rPr>
-          <w:rFonts w:hint="eastAsia"/>
-          <w:bCs/>
-          <w:szCs w:val="28"/>
-        </w:rPr>
-        <w:t>殺敵；弓弦發出霹靂般的響聲。</w:t>
-      </w:r>
-      <w:r>
-        <w:rPr>
-          <w:rFonts w:hint="eastAsia"/>
-          <w:bCs/>
-          <w:szCs w:val="28"/>
-        </w:rPr>
-        <w:t>「</w:t>
-      </w:r>
-      <w:r>
-        <w:rPr>
-          <w:rFonts w:hint="eastAsia"/>
-          <w:bCs/>
-          <w:szCs w:val="28"/>
-        </w:rPr>
-        <w:t>的盧</w:t>
-      </w:r>
-      <w:r>
-        <w:rPr>
-          <w:rFonts w:hint="eastAsia"/>
-          <w:bCs/>
-          <w:szCs w:val="28"/>
-        </w:rPr>
-        <w:t>」</w:t>
-      </w:r>
-      <w:r>
-        <w:rPr>
-          <w:rFonts w:hint="eastAsia"/>
-          <w:bCs/>
-          <w:szCs w:val="28"/>
-        </w:rPr>
-        <w:t>，古代一種烈性的快馬。</w:t>
-      </w:r>
-      <w:r>
-        <w:rPr>
-          <w:rFonts w:hint="eastAsia"/>
-          <w:bCs/>
-          <w:szCs w:val="28"/>
-          <w:u w:val="single"/>
-        </w:rPr>
-        <w:t>三國</w:t>
-      </w:r>
-      <w:r>
-        <w:rPr>
-          <w:rFonts w:hint="eastAsia"/>
-          <w:bCs/>
-          <w:szCs w:val="28"/>
-        </w:rPr>
-        <w:t>時代，有這樣的故事：</w:t>
-      </w:r>
-      <w:r>
-        <w:rPr>
-          <w:rFonts w:hint="eastAsia"/>
-          <w:bCs/>
-          <w:szCs w:val="28"/>
-          <w:u w:val="single"/>
-        </w:rPr>
-        <w:t>劉備</w:t>
-      </w:r>
-      <w:r>
-        <w:rPr>
-          <w:rFonts w:hint="eastAsia"/>
-          <w:bCs/>
-          <w:szCs w:val="28"/>
-        </w:rPr>
-        <w:t>帶兵駐紮在</w:t>
-      </w:r>
-      <w:r>
-        <w:rPr>
-          <w:rFonts w:hint="eastAsia"/>
-          <w:bCs/>
-          <w:szCs w:val="28"/>
-          <w:u w:val="single"/>
-        </w:rPr>
-        <w:t>樊城</w:t>
-      </w:r>
-      <w:r>
-        <w:rPr>
-          <w:rFonts w:hint="eastAsia"/>
-          <w:bCs/>
-          <w:szCs w:val="28"/>
-        </w:rPr>
-        <w:t>（今</w:t>
-      </w:r>
-      <w:r>
-        <w:rPr>
-          <w:rFonts w:hint="eastAsia"/>
-          <w:bCs/>
-          <w:szCs w:val="28"/>
-          <w:u w:val="single"/>
-        </w:rPr>
-        <w:t>湖北省</w:t>
-      </w:r>
-      <w:r>
-        <w:rPr>
-          <w:rFonts w:hint="eastAsia"/>
-          <w:bCs/>
-          <w:szCs w:val="28"/>
-        </w:rPr>
-        <w:t xml:space="preserve"> </w:t>
-      </w:r>
-      <w:r>
-        <w:rPr>
-          <w:rFonts w:hint="eastAsia"/>
-          <w:bCs/>
-          <w:szCs w:val="28"/>
-          <w:u w:val="single"/>
-        </w:rPr>
-        <w:t>襄樊市</w:t>
-      </w:r>
-      <w:r>
-        <w:rPr>
-          <w:rFonts w:hint="eastAsia"/>
-          <w:bCs/>
-          <w:szCs w:val="28"/>
-        </w:rPr>
-        <w:t>），</w:t>
-      </w:r>
-      <w:r>
-        <w:rPr>
-          <w:rFonts w:hint="eastAsia"/>
-          <w:bCs/>
-          <w:szCs w:val="28"/>
-          <w:u w:val="single"/>
-        </w:rPr>
-        <w:t>劉表</w:t>
-      </w:r>
-      <w:r>
-        <w:rPr>
-          <w:rFonts w:hint="eastAsia"/>
-          <w:bCs/>
-          <w:szCs w:val="28"/>
-        </w:rPr>
-        <w:t>不信任他，曾請他赴宴，想在宴會上捉拿他。</w:t>
-      </w:r>
-      <w:r>
-        <w:rPr>
-          <w:rFonts w:hint="eastAsia"/>
-          <w:bCs/>
-          <w:szCs w:val="28"/>
-          <w:u w:val="single"/>
-        </w:rPr>
-        <w:t>劉備</w:t>
-      </w:r>
-      <w:r>
-        <w:rPr>
-          <w:rFonts w:hint="eastAsia"/>
-          <w:bCs/>
-          <w:szCs w:val="28"/>
-        </w:rPr>
-        <w:t>發覺這個陰謀後，便從宴會上逃出。</w:t>
-      </w:r>
-      <w:r>
-        <w:rPr>
-          <w:rFonts w:hint="eastAsia"/>
-          <w:bCs/>
-          <w:szCs w:val="28"/>
-          <w:u w:val="single"/>
-        </w:rPr>
-        <w:t>蔡瑁</w:t>
-      </w:r>
-      <w:r>
-        <w:rPr>
-          <w:rFonts w:hint="eastAsia"/>
-          <w:bCs/>
-          <w:szCs w:val="28"/>
-        </w:rPr>
-        <w:t>去追趕他，當時他所乘的馬名叫的盧。在他騎馬渡</w:t>
-      </w:r>
-      <w:r>
-        <w:rPr>
-          <w:rFonts w:hint="eastAsia"/>
-          <w:bCs/>
-          <w:szCs w:val="28"/>
-          <w:u w:val="single"/>
-        </w:rPr>
-        <w:t>襄陽</w:t>
-      </w:r>
-      <w:r>
-        <w:rPr>
-          <w:rFonts w:hint="eastAsia"/>
-          <w:bCs/>
-          <w:szCs w:val="28"/>
-        </w:rPr>
-        <w:t>城西</w:t>
-      </w:r>
-      <w:r>
-        <w:rPr>
-          <w:rFonts w:hint="eastAsia"/>
-          <w:bCs/>
-          <w:szCs w:val="28"/>
-          <w:u w:val="single"/>
-        </w:rPr>
-        <w:t>檀溪</w:t>
-      </w:r>
-      <w:r>
-        <w:rPr>
-          <w:rFonts w:hint="eastAsia"/>
-          <w:bCs/>
-          <w:szCs w:val="28"/>
-        </w:rPr>
-        <w:t>水時，的盧溺在水中，走不出來。</w:t>
-      </w:r>
-      <w:r>
-        <w:rPr>
-          <w:rFonts w:hint="eastAsia"/>
-          <w:bCs/>
-          <w:szCs w:val="28"/>
-          <w:u w:val="single"/>
-        </w:rPr>
-        <w:t>劉備</w:t>
-      </w:r>
-      <w:r>
-        <w:rPr>
-          <w:rFonts w:hint="eastAsia"/>
-          <w:bCs/>
-          <w:szCs w:val="28"/>
-        </w:rPr>
-        <w:t>非常著急</w:t>
-      </w:r>
-      <w:r>
-        <w:rPr>
-          <w:rFonts w:hint="eastAsia"/>
-          <w:bCs/>
-          <w:szCs w:val="28"/>
-        </w:rPr>
-        <w:t>的</w:t>
-      </w:r>
-      <w:r>
-        <w:rPr>
-          <w:rFonts w:hint="eastAsia"/>
-          <w:bCs/>
-          <w:szCs w:val="28"/>
-        </w:rPr>
-        <w:t>說：</w:t>
-      </w:r>
-      <w:r>
-        <w:rPr>
-          <w:rFonts w:hint="eastAsia"/>
-          <w:bCs/>
-          <w:szCs w:val="28"/>
-        </w:rPr>
-        <w:t>「</w:t>
-      </w:r>
-      <w:r>
-        <w:rPr>
-          <w:rFonts w:hint="eastAsia"/>
-          <w:bCs/>
-          <w:szCs w:val="28"/>
-        </w:rPr>
-        <w:t>的盧，今天有生命危險呵，應當努力！</w:t>
-      </w:r>
-      <w:r>
-        <w:rPr>
-          <w:rFonts w:hint="eastAsia"/>
-          <w:bCs/>
-          <w:szCs w:val="28"/>
-        </w:rPr>
-        <w:t>」</w:t>
-      </w:r>
-      <w:r>
-        <w:rPr>
-          <w:rFonts w:hint="eastAsia"/>
-          <w:bCs/>
-          <w:szCs w:val="28"/>
-        </w:rPr>
-        <w:t>於是，的盧馬一躍三丈，渡過溪水，轉危為安。</w:t>
-      </w:r>
-      <w:r>
-        <w:rPr>
-          <w:rFonts w:hint="eastAsia"/>
-          <w:bCs/>
-          <w:szCs w:val="28"/>
-        </w:rPr>
-        <w:t>「</w:t>
-      </w:r>
-      <w:r>
-        <w:rPr>
-          <w:rFonts w:hint="eastAsia"/>
-          <w:bCs/>
-          <w:szCs w:val="28"/>
-        </w:rPr>
-        <w:t>馬作的盧</w:t>
-      </w:r>
-      <w:r>
-        <w:rPr>
-          <w:rFonts w:hint="eastAsia"/>
-          <w:bCs/>
-          <w:szCs w:val="28"/>
-        </w:rPr>
-        <w:t>」</w:t>
-      </w:r>
-      <w:r>
-        <w:rPr>
-          <w:rFonts w:hint="eastAsia"/>
-          <w:bCs/>
-          <w:szCs w:val="28"/>
-        </w:rPr>
-        <w:t>，是說戰士所騎的馬，都</w:t>
-      </w:r>
-      <w:r>
-        <w:rPr>
-          <w:rFonts w:hint="eastAsia"/>
-          <w:bCs/>
-          <w:szCs w:val="28"/>
-        </w:rPr>
-        <w:t>像</w:t>
-      </w:r>
-      <w:r>
-        <w:rPr>
-          <w:rFonts w:hint="eastAsia"/>
-          <w:bCs/>
-          <w:szCs w:val="28"/>
-        </w:rPr>
-        <w:t>的盧馬一樣好。</w:t>
-      </w:r>
-      <w:r>
-        <w:rPr>
-          <w:rFonts w:hint="eastAsia"/>
-          <w:bCs/>
-          <w:szCs w:val="28"/>
-        </w:rPr>
-        <w:t>「</w:t>
-      </w:r>
-      <w:r>
-        <w:rPr>
-          <w:rFonts w:hint="eastAsia"/>
-          <w:bCs/>
-          <w:szCs w:val="28"/>
-        </w:rPr>
-        <w:t>了卻君王天下事</w:t>
-      </w:r>
-      <w:r>
-        <w:rPr>
-          <w:rFonts w:hint="eastAsia"/>
-          <w:bCs/>
-          <w:szCs w:val="28"/>
-        </w:rPr>
-        <w:t>」</w:t>
-      </w:r>
-      <w:r>
-        <w:rPr>
-          <w:rFonts w:hint="eastAsia"/>
-          <w:bCs/>
-          <w:szCs w:val="28"/>
-        </w:rPr>
-        <w:t>，指完成恢復中原的大業。</w:t>
-      </w:r>
-      <w:r>
-        <w:rPr>
-          <w:rFonts w:hint="eastAsia"/>
-          <w:bCs/>
-          <w:szCs w:val="28"/>
-        </w:rPr>
-        <w:t>「</w:t>
-      </w:r>
-      <w:r>
-        <w:rPr>
-          <w:rFonts w:hint="eastAsia"/>
-          <w:bCs/>
-          <w:szCs w:val="28"/>
-        </w:rPr>
-        <w:t>贏得生前身後名</w:t>
-      </w:r>
-      <w:r>
-        <w:rPr>
-          <w:rFonts w:hint="eastAsia"/>
-          <w:bCs/>
-          <w:szCs w:val="28"/>
-        </w:rPr>
-        <w:t>」</w:t>
-      </w:r>
-      <w:r>
-        <w:rPr>
-          <w:rFonts w:hint="eastAsia"/>
-          <w:bCs/>
-          <w:szCs w:val="28"/>
-        </w:rPr>
-        <w:t>一句說：我要博得生前和死後的英名。也就是說，他這一生要為抗</w:t>
-      </w:r>
-      <w:r>
-        <w:rPr>
-          <w:rFonts w:hint="eastAsia"/>
-          <w:bCs/>
-          <w:szCs w:val="28"/>
-          <w:u w:val="single"/>
-        </w:rPr>
-        <w:t>金</w:t>
-      </w:r>
-      <w:r>
-        <w:rPr>
-          <w:rFonts w:hint="eastAsia"/>
-          <w:bCs/>
-          <w:szCs w:val="28"/>
-        </w:rPr>
-        <w:t>復國建立功業。這表現了作者奮發有為的積極思想。最後一句</w:t>
-      </w:r>
-      <w:r>
-        <w:rPr>
-          <w:rFonts w:hint="eastAsia"/>
-          <w:bCs/>
-          <w:szCs w:val="28"/>
-        </w:rPr>
-        <w:t>「</w:t>
-      </w:r>
-      <w:r>
-        <w:rPr>
-          <w:rFonts w:hint="eastAsia"/>
-          <w:bCs/>
-          <w:szCs w:val="28"/>
-        </w:rPr>
-        <w:t>可憐白髮生</w:t>
-      </w:r>
-      <w:r>
-        <w:rPr>
-          <w:rFonts w:hint="eastAsia"/>
-          <w:bCs/>
-          <w:szCs w:val="28"/>
-        </w:rPr>
-        <w:t>」</w:t>
-      </w:r>
-      <w:r>
-        <w:rPr>
-          <w:rFonts w:hint="eastAsia"/>
-          <w:bCs/>
-          <w:szCs w:val="28"/>
-        </w:rPr>
-        <w:t>，意思是說：可惜功名未就，頭髮就白了，人也老了。這反映了作者的理想與現實的矛盾。</w:t>
+        <w:t>戰況之激烈與主人公殺敵的英姿。「了卻君王天下事，贏得生前身後名」將情緒推向最高潮，直抒收復中原、實現國家統一的政治抱負，以及建立不朽功業的豪情壯志。</w:t>
       </w:r>
     </w:p>
     <w:p>
       <w:pPr>
-        <w:spacing w:after="0" w:line="440" w:lineRule="exact"/>
+        <w:spacing w:after="0" w:line="420" w:lineRule="exact"/>
         <w:ind w:left="-6" w:right="0" w:hanging="11"/>
+        <w:jc w:val="both"/>
         <w:rPr>
           <w:bCs/>
           <w:szCs w:val="28"/>
@@ -1646,48 +1248,152 @@
           <w:bCs/>
           <w:szCs w:val="28"/>
         </w:rPr>
-        <w:t xml:space="preserve">    </w:t>
-      </w:r>
-      <w:r>
-        <w:rPr>
-          <w:rFonts w:hint="eastAsia"/>
+        <w:t xml:space="preserve">　　</w:t>
+      </w:r>
+      <w:r>
+        <w:rPr>
           <w:bCs/>
           <w:szCs w:val="28"/>
         </w:rPr>
-        <w:t>這首詞氣勢磅礴，充滿了鼓舞人心的壯志豪情，能夠代表作者的豪放風格。</w:t>
+        <w:t>正當豪情達到頂峰之際，結句「可憐白髮生！」如懸崖</w:t>
+      </w:r>
+      <w:r>
+        <w:rPr>
+          <w:rFonts w:hint="eastAsia"/>
+          <w:bCs/>
+          <w:szCs w:val="28"/>
+        </w:rPr>
+        <w:t>(</w:t>
+      </w:r>
+      <w:r>
+        <w:rPr>
+          <w:bCs/>
+          <w:color w:val="EE0000"/>
+          <w:sz w:val="16"/>
+          <w:szCs w:val="16"/>
+        </w:rPr>
+        <w:t>ㄧㄞ</w:t>
+      </w:r>
+      <w:r>
+        <w:rPr>
+          <w:rFonts w:hint="eastAsia"/>
+          <w:bCs/>
+          <w:color w:val="EE0000"/>
+          <w:sz w:val="16"/>
+          <w:szCs w:val="16"/>
+        </w:rPr>
+        <w:t>ˊ</w:t>
+      </w:r>
+      <w:r>
+        <w:rPr>
+          <w:rFonts w:hint="eastAsia"/>
+          <w:bCs/>
+          <w:szCs w:val="28"/>
+        </w:rPr>
+        <w:t>)</w:t>
+      </w:r>
+      <w:r>
+        <w:rPr>
+          <w:bCs/>
+          <w:szCs w:val="28"/>
+        </w:rPr>
+        <w:t>勒馬，將夢境徹底擊碎。前九句的雄壯場面與</w:t>
+      </w:r>
+      <w:r>
+        <w:rPr>
+          <w:b/>
+          <w:szCs w:val="28"/>
+        </w:rPr>
+        <w:t>熾熱</w:t>
+      </w:r>
+      <w:r>
+        <w:rPr>
+          <w:bCs/>
+          <w:szCs w:val="28"/>
+        </w:rPr>
+        <w:t>理想，全數歸結於現實中年華老去、閒置不用的一聲嘆息。「可憐」二字字字血淚，與前文的「壯」形成強烈對比，使得悲劇色彩更加濃烈，深具震撼人心的力量。</w:t>
       </w:r>
     </w:p>
     <w:p>
       <w:pPr>
-        <w:spacing w:after="0" w:line="440" w:lineRule="exact"/>
+        <w:spacing w:after="0" w:line="420" w:lineRule="exact"/>
         <w:ind w:left="-6" w:right="0" w:hanging="11"/>
-        <w:rPr>
-          <w:szCs w:val="28"/>
-        </w:rPr>
-      </w:pPr>
-      <w:r>
-        <w:rPr>
-          <w:rFonts w:hint="eastAsia"/>
-          <w:szCs w:val="28"/>
-        </w:rPr>
-        <w:t>(資料來源：</w:t>
-      </w:r>
-      <w:hyperlink r:id="rId9" w:history="1">
-        <w:r>
-          <w:rPr>
-            <w:rStyle w:val="a8"/>
-            <w:szCs w:val="28"/>
-          </w:rPr>
-          <w:t>https://bit.ly/3VusDsK</w:t>
-        </w:r>
-      </w:hyperlink>
-      <w:hyperlink r:id="rId10" w:history="1"/>
-      <w:r>
-        <w:rPr>
-          <w:rFonts w:hint="eastAsia"/>
-          <w:szCs w:val="28"/>
-        </w:rPr>
-        <w:t>)</w:t>
+        <w:jc w:val="both"/>
+        <w:rPr>
+          <w:szCs w:val="28"/>
+        </w:rPr>
+      </w:pPr>
+      <w:r>
+        <w:rPr>
+          <w:rFonts w:hint="eastAsia"/>
+          <w:bCs/>
+          <w:szCs w:val="28"/>
+        </w:rPr>
+        <w:t xml:space="preserve">　　</w:t>
+      </w:r>
+      <w:r>
+        <w:rPr>
+          <w:bCs/>
+          <w:szCs w:val="28"/>
+        </w:rPr>
+        <w:t>本詞結構嚴謹，採用「</w:t>
+      </w:r>
+      <w:r>
+        <w:rPr>
+          <w:b/>
+          <w:szCs w:val="28"/>
+        </w:rPr>
+        <w:t>先揚後抑</w:t>
+      </w:r>
+      <w:r>
+        <w:rPr>
+          <w:bCs/>
+          <w:szCs w:val="28"/>
+        </w:rPr>
+        <w:t>、</w:t>
+      </w:r>
+      <w:r>
+        <w:rPr>
+          <w:b/>
+          <w:szCs w:val="28"/>
+        </w:rPr>
+        <w:t>以壯襯悲</w:t>
+      </w:r>
+      <w:r>
+        <w:rPr>
+          <w:bCs/>
+          <w:szCs w:val="28"/>
+        </w:rPr>
+        <w:t>」的手法。前九句盡情鋪寫英雄豪氣，結句驟然跌入悲涼現實，反差極大。全詞用語</w:t>
+      </w:r>
+      <w:r>
+        <w:rPr>
+          <w:b/>
+          <w:szCs w:val="28"/>
+        </w:rPr>
+        <w:t>矯健明快</w:t>
+      </w:r>
+      <w:r>
+        <w:rPr>
+          <w:bCs/>
+          <w:szCs w:val="28"/>
+        </w:rPr>
+        <w:t>、節奏緊湊，將壯志豪情與悲憤抑鬱完美融合，堪稱</w:t>
+      </w:r>
+      <w:r>
+        <w:rPr>
+          <w:bCs/>
+          <w:szCs w:val="28"/>
+          <w:u w:val="single"/>
+        </w:rPr>
+        <w:t>宋</w:t>
+      </w:r>
+      <w:r>
+        <w:rPr>
+          <w:bCs/>
+          <w:szCs w:val="28"/>
+        </w:rPr>
+        <w:t>詞中豪放風格的代表作。</w:t>
       </w:r>
     </w:p>
     <w:p>
@@ -1718,25 +1424,31 @@
           <w:ilvl w:val="0"/>
           <w:numId w:val="36"/>
         </w:numPr>
-        <w:spacing w:line="440" w:lineRule="exact"/>
-        <w:ind w:leftChars="0" w:right="0"/>
-        <w:rPr>
-          <w:szCs w:val="28"/>
-        </w:rPr>
-      </w:pPr>
-      <w:r>
-        <w:rPr>
-          <w:rFonts w:hint="eastAsia"/>
-          <w:szCs w:val="28"/>
-        </w:rPr>
-        <w:t>悲壯：</w:t>
-      </w:r>
-      <w:r>
-        <w:rPr>
-          <w:rFonts w:hint="eastAsia"/>
-          <w:szCs w:val="28"/>
-        </w:rPr>
-        <w:t>悲慘壯烈。【例】緬懷先烈們悲壯的史蹟，不禁令人由衷感佩起。</w:t>
+        <w:spacing w:line="380" w:lineRule="exact"/>
+        <w:ind w:leftChars="0" w:left="284" w:right="0" w:hanging="284"/>
+        <w:jc w:val="both"/>
+        <w:rPr>
+          <w:szCs w:val="28"/>
+        </w:rPr>
+      </w:pPr>
+      <w:r>
+        <w:rPr>
+          <w:szCs w:val="28"/>
+        </w:rPr>
+        <w:t>壯懷激烈</w:t>
+      </w:r>
+      <w:r>
+        <w:rPr>
+          <w:rFonts w:hint="eastAsia"/>
+          <w:szCs w:val="28"/>
+        </w:rPr>
+        <w:t>：</w:t>
+      </w:r>
+      <w:r>
+        <w:rPr>
+          <w:szCs w:val="28"/>
+        </w:rPr>
+        <w:t>指內心充滿為國家或理想奮鬥的豪情壯志與強烈熱情。</w:t>
       </w:r>
     </w:p>
     <w:p>
@@ -1746,35 +1458,549 @@
           <w:ilvl w:val="0"/>
           <w:numId w:val="36"/>
         </w:numPr>
-        <w:spacing w:line="440" w:lineRule="exact"/>
-        <w:ind w:leftChars="0" w:right="0"/>
-        <w:rPr>
-          <w:szCs w:val="28"/>
-        </w:rPr>
-      </w:pPr>
-      <w:r>
-        <w:rPr>
-          <w:rFonts w:hint="eastAsia"/>
-          <w:szCs w:val="28"/>
-        </w:rPr>
-        <w:t>蒼涼</w:t>
-      </w:r>
-      <w:r>
-        <w:rPr>
-          <w:rFonts w:hint="eastAsia"/>
-          <w:szCs w:val="28"/>
-        </w:rPr>
-        <w:t>：淒涼</w:t>
-      </w:r>
-      <w:r>
-        <w:rPr>
-          <w:rFonts w:hint="eastAsia"/>
-          <w:szCs w:val="28"/>
-        </w:rPr>
-        <w:t>。</w:t>
+        <w:spacing w:line="380" w:lineRule="exact"/>
+        <w:ind w:leftChars="0" w:left="284" w:right="0" w:hanging="284"/>
+        <w:jc w:val="both"/>
+        <w:rPr>
+          <w:szCs w:val="28"/>
+        </w:rPr>
+      </w:pPr>
+      <w:r>
+        <w:rPr>
+          <w:szCs w:val="28"/>
+        </w:rPr>
+        <w:t>馳騁</w:t>
+      </w:r>
+      <w:r>
+        <w:rPr>
+          <w:rFonts w:hint="eastAsia"/>
+          <w:szCs w:val="28"/>
+        </w:rPr>
+        <w:t>：</w:t>
+      </w:r>
+      <w:r>
+        <w:rPr>
+          <w:szCs w:val="28"/>
+        </w:rPr>
+        <w:t>騎馬奔跑，後引申為在沙場或某個領域中縱橫活躍。表現出奮勇向前、不受束縛的英姿與力量感。</w:t>
+      </w:r>
+    </w:p>
+    <w:p>
+      <w:pPr>
+        <w:pStyle w:val="aa"/>
+        <w:numPr>
+          <w:ilvl w:val="0"/>
+          <w:numId w:val="36"/>
+        </w:numPr>
+        <w:spacing w:line="380" w:lineRule="exact"/>
+        <w:ind w:leftChars="0" w:left="284" w:right="0" w:hanging="284"/>
+        <w:jc w:val="both"/>
+        <w:rPr>
+          <w:szCs w:val="28"/>
+        </w:rPr>
+      </w:pPr>
+      <w:r>
+        <w:rPr>
+          <w:szCs w:val="28"/>
+        </w:rPr>
+        <w:t>淋漓</w:t>
+      </w:r>
+      <w:r>
+        <w:rPr>
+          <w:rFonts w:hint="eastAsia"/>
+          <w:szCs w:val="28"/>
+        </w:rPr>
+        <w:t>(</w:t>
+      </w:r>
+      <w:r>
+        <w:rPr>
+          <w:rFonts w:hint="eastAsia"/>
+          <w:color w:val="EE0000"/>
+          <w:sz w:val="16"/>
+          <w:szCs w:val="16"/>
+        </w:rPr>
+        <w:t>ㄌㄧㄣˊ ㄌㄧˊ</w:t>
+      </w:r>
+      <w:r>
+        <w:rPr>
+          <w:rFonts w:hint="eastAsia"/>
+          <w:szCs w:val="28"/>
+        </w:rPr>
+        <w:t>)</w:t>
+      </w:r>
+      <w:r>
+        <w:rPr>
+          <w:szCs w:val="28"/>
+        </w:rPr>
+        <w:t>盡致</w:t>
+      </w:r>
+      <w:r>
+        <w:rPr>
+          <w:rFonts w:hint="eastAsia"/>
+          <w:szCs w:val="28"/>
+        </w:rPr>
+        <w:t>：</w:t>
+      </w:r>
+      <w:r>
+        <w:rPr>
+          <w:szCs w:val="28"/>
+        </w:rPr>
+        <w:t>形容文章、言語或表演將情意、事理表達得非常完備透徹。強調情感或思想毫無保留地展現出來，達到極致的感染力。</w:t>
+      </w:r>
+    </w:p>
+    <w:p>
+      <w:pPr>
+        <w:pStyle w:val="aa"/>
+        <w:numPr>
+          <w:ilvl w:val="0"/>
+          <w:numId w:val="36"/>
+        </w:numPr>
+        <w:spacing w:line="380" w:lineRule="exact"/>
+        <w:ind w:leftChars="0" w:left="284" w:right="0" w:hanging="284"/>
+        <w:jc w:val="both"/>
+        <w:rPr>
+          <w:szCs w:val="28"/>
+        </w:rPr>
+      </w:pPr>
+      <w:r>
+        <w:rPr>
+          <w:szCs w:val="28"/>
+        </w:rPr>
+        <w:t>撫劍</w:t>
+      </w:r>
+      <w:r>
+        <w:rPr>
+          <w:rFonts w:hint="eastAsia"/>
+          <w:szCs w:val="28"/>
+        </w:rPr>
+        <w:t>：</w:t>
+      </w:r>
+      <w:r>
+        <w:rPr>
+          <w:szCs w:val="28"/>
+        </w:rPr>
+        <w:t>手握或撫摸寶劍。</w:t>
+      </w:r>
+    </w:p>
+    <w:p>
+      <w:pPr>
+        <w:pStyle w:val="aa"/>
+        <w:numPr>
+          <w:ilvl w:val="0"/>
+          <w:numId w:val="36"/>
+        </w:numPr>
+        <w:spacing w:line="380" w:lineRule="exact"/>
+        <w:ind w:leftChars="0" w:left="284" w:right="0" w:hanging="284"/>
+        <w:jc w:val="both"/>
+        <w:rPr>
+          <w:szCs w:val="28"/>
+        </w:rPr>
+      </w:pPr>
+      <w:r>
+        <w:rPr>
+          <w:szCs w:val="28"/>
+        </w:rPr>
+        <w:t>疆場</w:t>
+      </w:r>
+      <w:r>
+        <w:rPr>
+          <w:rFonts w:hint="eastAsia"/>
+          <w:szCs w:val="28"/>
+        </w:rPr>
+        <w:t>：</w:t>
+      </w:r>
+      <w:r>
+        <w:rPr>
+          <w:szCs w:val="28"/>
+        </w:rPr>
+        <w:t>戰場、邊疆戰地。</w:t>
+      </w:r>
+    </w:p>
+    <w:p>
+      <w:pPr>
+        <w:pStyle w:val="aa"/>
+        <w:numPr>
+          <w:ilvl w:val="0"/>
+          <w:numId w:val="36"/>
+        </w:numPr>
+        <w:spacing w:line="380" w:lineRule="exact"/>
+        <w:ind w:leftChars="0" w:left="284" w:right="0" w:hanging="284"/>
+        <w:jc w:val="both"/>
+        <w:rPr>
+          <w:szCs w:val="28"/>
+        </w:rPr>
+      </w:pPr>
+      <w:r>
+        <w:rPr>
+          <w:szCs w:val="28"/>
+        </w:rPr>
+        <w:t>豪邁</w:t>
+      </w:r>
+      <w:r>
+        <w:rPr>
+          <w:rFonts w:hint="eastAsia"/>
+          <w:szCs w:val="28"/>
+        </w:rPr>
+        <w:t>：</w:t>
+      </w:r>
+      <w:r>
+        <w:rPr>
+          <w:szCs w:val="28"/>
+        </w:rPr>
+        <w:t>氣度寬廣，性格豪爽大方、不受拘束。</w:t>
+      </w:r>
+    </w:p>
+    <w:p>
+      <w:pPr>
+        <w:pStyle w:val="aa"/>
+        <w:numPr>
+          <w:ilvl w:val="0"/>
+          <w:numId w:val="36"/>
+        </w:numPr>
+        <w:spacing w:line="380" w:lineRule="exact"/>
+        <w:ind w:leftChars="0" w:left="284" w:right="0" w:hanging="284"/>
+        <w:jc w:val="both"/>
+        <w:rPr>
+          <w:szCs w:val="28"/>
+        </w:rPr>
+      </w:pPr>
+      <w:r>
+        <w:rPr>
+          <w:szCs w:val="28"/>
+        </w:rPr>
+        <w:t>雄渾</w:t>
+      </w:r>
+      <w:r>
+        <w:rPr>
+          <w:rFonts w:hint="eastAsia"/>
+          <w:szCs w:val="28"/>
+        </w:rPr>
+        <w:t>：</w:t>
+      </w:r>
+      <w:r>
+        <w:rPr>
+          <w:szCs w:val="28"/>
+        </w:rPr>
+        <w:t>雄健渾厚，形容氣勢浩大、雄壯沉穩。</w:t>
+      </w:r>
+    </w:p>
+    <w:p>
+      <w:pPr>
+        <w:pStyle w:val="aa"/>
+        <w:numPr>
+          <w:ilvl w:val="0"/>
+          <w:numId w:val="36"/>
+        </w:numPr>
+        <w:spacing w:line="380" w:lineRule="exact"/>
+        <w:ind w:leftChars="0" w:left="284" w:right="0" w:hanging="284"/>
+        <w:jc w:val="both"/>
+        <w:rPr>
+          <w:szCs w:val="28"/>
+        </w:rPr>
+      </w:pPr>
+      <w:r>
+        <w:rPr>
+          <w:szCs w:val="28"/>
+        </w:rPr>
+        <w:t>磅礡</w:t>
+      </w:r>
+      <w:r>
+        <w:rPr>
+          <w:rFonts w:hint="eastAsia"/>
+          <w:szCs w:val="28"/>
+        </w:rPr>
+        <w:t>(</w:t>
+      </w:r>
+      <w:r>
+        <w:rPr>
+          <w:rFonts w:hint="eastAsia"/>
+          <w:color w:val="EE0000"/>
+          <w:sz w:val="16"/>
+          <w:szCs w:val="16"/>
+        </w:rPr>
+        <w:t>ㄆㄤ ㄅㄛˊ</w:t>
+      </w:r>
+      <w:r>
+        <w:rPr>
+          <w:rFonts w:hint="eastAsia"/>
+          <w:szCs w:val="28"/>
+        </w:rPr>
+        <w:t>)</w:t>
+      </w:r>
+      <w:r>
+        <w:rPr>
+          <w:rFonts w:hint="eastAsia"/>
+          <w:szCs w:val="28"/>
+        </w:rPr>
+        <w:t>：</w:t>
+      </w:r>
+      <w:r>
+        <w:rPr>
+          <w:szCs w:val="28"/>
+        </w:rPr>
+        <w:t>形容場面或氣勢極其宏大，具有強烈的視覺與精神壓迫感。</w:t>
+      </w:r>
+    </w:p>
+    <w:p>
+      <w:pPr>
+        <w:pStyle w:val="aa"/>
+        <w:numPr>
+          <w:ilvl w:val="0"/>
+          <w:numId w:val="36"/>
+        </w:numPr>
+        <w:spacing w:line="380" w:lineRule="exact"/>
+        <w:ind w:leftChars="0" w:left="284" w:right="0" w:hanging="284"/>
+        <w:jc w:val="both"/>
+        <w:rPr>
+          <w:szCs w:val="28"/>
+        </w:rPr>
+      </w:pPr>
+      <w:r>
+        <w:rPr>
+          <w:szCs w:val="28"/>
+        </w:rPr>
+        <w:t>渲</w:t>
+      </w:r>
+      <w:r>
+        <w:rPr>
+          <w:rFonts w:hint="eastAsia"/>
+          <w:szCs w:val="28"/>
+        </w:rPr>
+        <w:t>(</w:t>
+      </w:r>
+      <w:r>
+        <w:rPr>
+          <w:rFonts w:hint="eastAsia"/>
+          <w:color w:val="EE0000"/>
+          <w:sz w:val="16"/>
+          <w:szCs w:val="16"/>
+        </w:rPr>
+        <w:t>ㄒㄩㄢˋ</w:t>
+      </w:r>
+      <w:r>
+        <w:rPr>
+          <w:rFonts w:hint="eastAsia"/>
+          <w:szCs w:val="28"/>
+        </w:rPr>
+        <w:t>)</w:t>
+      </w:r>
+      <w:r>
+        <w:rPr>
+          <w:szCs w:val="28"/>
+        </w:rPr>
+        <w:t>染</w:t>
+      </w:r>
+      <w:r>
+        <w:rPr>
+          <w:rFonts w:hint="eastAsia"/>
+          <w:szCs w:val="28"/>
+        </w:rPr>
+        <w:t>：</w:t>
+      </w:r>
+      <w:r>
+        <w:rPr>
+          <w:szCs w:val="28"/>
+        </w:rPr>
+        <w:t>原為國畫鋪陳彩墨的手法，後指在文學中加強筆墨以刻畫景象或烘托氣氛。透過層層鋪陳，營造出濃厚的環境氛圍與情感基調。</w:t>
+      </w:r>
+    </w:p>
+    <w:p>
+      <w:pPr>
+        <w:pStyle w:val="aa"/>
+        <w:numPr>
+          <w:ilvl w:val="0"/>
+          <w:numId w:val="36"/>
+        </w:numPr>
+        <w:spacing w:line="380" w:lineRule="exact"/>
+        <w:ind w:leftChars="0" w:left="284" w:right="0" w:hanging="426"/>
+        <w:jc w:val="both"/>
+        <w:rPr>
+          <w:szCs w:val="28"/>
+        </w:rPr>
+      </w:pPr>
+      <w:r>
+        <w:rPr>
+          <w:szCs w:val="28"/>
+        </w:rPr>
+        <w:t>熾</w:t>
+      </w:r>
+      <w:r>
+        <w:rPr>
+          <w:rFonts w:hint="eastAsia"/>
+          <w:szCs w:val="28"/>
+        </w:rPr>
+        <w:t>(</w:t>
+      </w:r>
+      <w:r>
+        <w:rPr>
+          <w:rFonts w:hint="eastAsia"/>
+          <w:color w:val="EE0000"/>
+          <w:sz w:val="16"/>
+          <w:szCs w:val="16"/>
+        </w:rPr>
+        <w:t>ㄔˋ</w:t>
+      </w:r>
+      <w:r>
+        <w:rPr>
+          <w:rFonts w:hint="eastAsia"/>
+          <w:szCs w:val="28"/>
+        </w:rPr>
+        <w:t>)</w:t>
+      </w:r>
+      <w:r>
+        <w:rPr>
+          <w:szCs w:val="28"/>
+        </w:rPr>
+        <w:t>熱</w:t>
+      </w:r>
+      <w:r>
+        <w:rPr>
+          <w:rFonts w:hint="eastAsia"/>
+          <w:szCs w:val="28"/>
+        </w:rPr>
+        <w:t>：</w:t>
+      </w:r>
+      <w:r>
+        <w:rPr>
+          <w:szCs w:val="28"/>
+        </w:rPr>
+        <w:t>溫度極高，後形容情感極為熱烈。</w:t>
+      </w:r>
+    </w:p>
+    <w:p>
+      <w:pPr>
+        <w:pStyle w:val="aa"/>
+        <w:numPr>
+          <w:ilvl w:val="0"/>
+          <w:numId w:val="36"/>
+        </w:numPr>
+        <w:spacing w:line="380" w:lineRule="exact"/>
+        <w:ind w:leftChars="0" w:left="284" w:right="0" w:hanging="426"/>
+        <w:jc w:val="both"/>
+        <w:rPr>
+          <w:szCs w:val="28"/>
+        </w:rPr>
+      </w:pPr>
+      <w:r>
+        <w:rPr>
+          <w:szCs w:val="28"/>
+        </w:rPr>
+        <w:t>先揚後抑</w:t>
+      </w:r>
+      <w:r>
+        <w:rPr>
+          <w:rFonts w:hint="eastAsia"/>
+          <w:szCs w:val="28"/>
+        </w:rPr>
+        <w:t>：</w:t>
+      </w:r>
+      <w:r>
+        <w:rPr>
+          <w:szCs w:val="28"/>
+        </w:rPr>
+        <w:t>一種寫作技巧，先對描寫對象進行極力的褒揚或鋪陳，隨後再轉為抑壓或沉痛的轉折。透過情感的高低起伏製造巨大落差，使後續的悲傷或轉折更具衝擊力。</w:t>
+      </w:r>
+    </w:p>
+    <w:p>
+      <w:pPr>
+        <w:pStyle w:val="aa"/>
+        <w:numPr>
+          <w:ilvl w:val="0"/>
+          <w:numId w:val="36"/>
+        </w:numPr>
+        <w:spacing w:line="380" w:lineRule="exact"/>
+        <w:ind w:leftChars="0" w:left="284" w:right="0" w:hanging="426"/>
+        <w:jc w:val="both"/>
+        <w:rPr>
+          <w:szCs w:val="28"/>
+        </w:rPr>
+      </w:pPr>
+      <w:r>
+        <w:rPr>
+          <w:szCs w:val="28"/>
+        </w:rPr>
+        <w:t>以壯襯悲</w:t>
+      </w:r>
+      <w:r>
+        <w:rPr>
+          <w:rFonts w:hint="eastAsia"/>
+          <w:szCs w:val="28"/>
+        </w:rPr>
+        <w:t>：</w:t>
+      </w:r>
+      <w:r>
+        <w:rPr>
+          <w:szCs w:val="28"/>
+        </w:rPr>
+        <w:t>用雄壯、熱烈的場面來反襯最終的悲涼與無奈。前面的歡樂或雄壯越寫得淋漓盡致，越能突顯出最後現實破滅時的淒涼與深刻悲劇性。</w:t>
+      </w:r>
+    </w:p>
+    <w:p>
+      <w:pPr>
+        <w:pStyle w:val="aa"/>
+        <w:numPr>
+          <w:ilvl w:val="0"/>
+          <w:numId w:val="36"/>
+        </w:numPr>
+        <w:spacing w:line="380" w:lineRule="exact"/>
+        <w:ind w:leftChars="0" w:left="284" w:right="0" w:hanging="426"/>
+        <w:jc w:val="both"/>
+        <w:rPr>
+          <w:rFonts w:hint="eastAsia"/>
+          <w:szCs w:val="28"/>
+        </w:rPr>
+      </w:pPr>
+      <w:r>
+        <w:rPr>
+          <w:szCs w:val="28"/>
+        </w:rPr>
+        <w:t>矯</w:t>
+      </w:r>
+      <w:r>
+        <w:rPr>
+          <w:rFonts w:hint="eastAsia"/>
+          <w:szCs w:val="28"/>
+        </w:rPr>
+        <w:t>(</w:t>
+      </w:r>
+      <w:r>
+        <w:rPr>
+          <w:rFonts w:hint="eastAsia"/>
+          <w:color w:val="EE0000"/>
+          <w:sz w:val="16"/>
+          <w:szCs w:val="16"/>
+        </w:rPr>
+        <w:t>ㄐㄧㄠˇ</w:t>
+      </w:r>
+      <w:r>
+        <w:rPr>
+          <w:rFonts w:hint="eastAsia"/>
+          <w:szCs w:val="28"/>
+        </w:rPr>
+        <w:t>)</w:t>
+      </w:r>
+      <w:r>
+        <w:rPr>
+          <w:szCs w:val="28"/>
+        </w:rPr>
+        <w:t>健明快</w:t>
+      </w:r>
+      <w:r>
+        <w:rPr>
+          <w:rFonts w:hint="eastAsia"/>
+          <w:szCs w:val="28"/>
+        </w:rPr>
+        <w:t>：</w:t>
+      </w:r>
+      <w:r>
+        <w:rPr>
+          <w:szCs w:val="28"/>
+        </w:rPr>
+        <w:t>動作或文筆強勁有力、節奏輕快乾淨。形容詩詞語言毫不拖泥帶水，句式充滿節奏感與果斷的力量。</w:t>
       </w:r>
     </w:p>
     <w:sectPr>
+      <w:footerReference w:type="default" r:id="rId8"/>
       <w:pgSz w:w="11906" w:h="16838"/>
       <w:pgMar w:top="567" w:right="851" w:bottom="567" w:left="851" w:header="567" w:footer="0" w:gutter="0"/>
       <w:cols w:space="720"/>
@@ -1785,7 +2011,7 @@
 </file>
 
 <file path=word/endnotes.xml><?xml version="1.0" encoding="utf-8"?>
-<w:endnotes xmlns:wpc="http://schemas.microsoft.com/office/word/2010/wordprocessingCanvas" xmlns:cx="http://schemas.microsoft.com/office/drawing/2014/chartex" xmlns:cx1="http://schemas.microsoft.com/office/drawing/2015/9/8/chartex" xmlns:cx2="http://schemas.microsoft.com/office/drawing/2015/10/21/chartex" xmlns:cx3="http://schemas.microsoft.com/office/drawing/2016/5/9/chartex" xmlns:cx4="http://schemas.microsoft.com/office/drawing/2016/5/10/chartex" xmlns:cx5="http://schemas.microsoft.com/office/drawing/2016/5/11/chartex" xmlns:cx6="http://schemas.microsoft.com/office/drawing/2016/5/12/chartex" xmlns:cx7="http://schemas.microsoft.com/office/drawing/2016/5/13/chartex" xmlns:cx8="http://schemas.microsoft.com/office/drawing/2016/5/14/chartex" xmlns:mc="http://schemas.openxmlformats.org/markup-compatibility/2006" xmlns:aink="http://schemas.microsoft.com/office/drawing/2016/ink" xmlns:am3d="http://schemas.microsoft.com/office/drawing/2017/model3d" xmlns:o="urn:schemas-microsoft-com:office:office" xmlns:r="http://schemas.openxmlformats.org/officeDocument/2006/relationships" xmlns:m="http://schemas.openxmlformats.org/officeDocument/2006/math" xmlns:v="urn:schemas-microsoft-com:vml" xmlns:wp14="http://schemas.microsoft.com/office/word/2010/wordprocessingDrawing" xmlns:wp="http://schemas.openxmlformats.org/drawingml/2006/wordprocessingDrawing" xmlns:w10="urn:schemas-microsoft-com:office:word" xmlns:w="http://schemas.openxmlformats.org/wordprocessingml/2006/main" xmlns:w14="http://schemas.microsoft.com/office/word/2010/wordml" xmlns:w15="http://schemas.microsoft.com/office/word/2012/wordml" xmlns:w16cex="http://schemas.microsoft.com/office/word/2018/wordml/cex" xmlns:w16cid="http://schemas.microsoft.com/office/word/2016/wordml/cid" xmlns:w16="http://schemas.microsoft.com/office/word/2018/wordml" xmlns:w16sdtdh="http://schemas.microsoft.com/office/word/2020/wordml/sdtdatahash" xmlns:w16se="http://schemas.microsoft.com/office/word/2015/wordml/symex" xmlns:wpg="http://schemas.microsoft.com/office/word/2010/wordprocessingGroup" xmlns:wpi="http://schemas.microsoft.com/office/word/2010/wordprocessingInk" xmlns:wne="http://schemas.microsoft.com/office/word/2006/wordml" xmlns:wps="http://schemas.microsoft.com/office/word/2010/wordprocessingShape" mc:Ignorable="w14 w15 w16se w16cid w16 w16cex w16sdtdh wp14">
+<w:endnotes xmlns:wpc="http://schemas.microsoft.com/office/word/2010/wordprocessingCanvas" xmlns:cx="http://schemas.microsoft.com/office/drawing/2014/chartex" xmlns:cx1="http://schemas.microsoft.com/office/drawing/2015/9/8/chartex" xmlns:cx2="http://schemas.microsoft.com/office/drawing/2015/10/21/chartex" xmlns:cx3="http://schemas.microsoft.com/office/drawing/2016/5/9/chartex" xmlns:cx4="http://schemas.microsoft.com/office/drawing/2016/5/10/chartex" xmlns:cx5="http://schemas.microsoft.com/office/drawing/2016/5/11/chartex" xmlns:cx6="http://schemas.microsoft.com/office/drawing/2016/5/12/chartex" xmlns:cx7="http://schemas.microsoft.com/office/drawing/2016/5/13/chartex" xmlns:cx8="http://schemas.microsoft.com/office/drawing/2016/5/14/chartex" xmlns:mc="http://schemas.openxmlformats.org/markup-compatibility/2006" xmlns:aink="http://schemas.microsoft.com/office/drawing/2016/ink" xmlns:am3d="http://schemas.microsoft.com/office/drawing/2017/model3d" xmlns:o="urn:schemas-microsoft-com:office:office" xmlns:oel="http://schemas.microsoft.com/office/2019/extlst" xmlns:r="http://schemas.openxmlformats.org/officeDocument/2006/relationships" xmlns:m="http://schemas.openxmlformats.org/officeDocument/2006/math" xmlns:v="urn:schemas-microsoft-com:vml" xmlns:wp14="http://schemas.microsoft.com/office/word/2010/wordprocessingDrawing" xmlns:wp="http://schemas.openxmlformats.org/drawingml/2006/wordprocessingDrawing" xmlns:w10="urn:schemas-microsoft-com:office:word" xmlns:w="http://schemas.openxmlformats.org/wordprocessingml/2006/main" xmlns:w14="http://schemas.microsoft.com/office/word/2010/wordml" xmlns:w15="http://schemas.microsoft.com/office/word/2012/wordml" xmlns:w16cex="http://schemas.microsoft.com/office/word/2018/wordml/cex" xmlns:w16cid="http://schemas.microsoft.com/office/word/2016/wordml/cid" xmlns:w16="http://schemas.microsoft.com/office/word/2018/wordml" xmlns:w16du="http://schemas.microsoft.com/office/word/2023/wordml/word16du" xmlns:w16sdtdh="http://schemas.microsoft.com/office/word/2020/wordml/sdtdatahash" xmlns:w16sdtfl="http://schemas.microsoft.com/office/word/2024/wordml/sdtformatlock" xmlns:w16se="http://schemas.microsoft.com/office/word/2015/wordml/symex" xmlns:wpg="http://schemas.microsoft.com/office/word/2010/wordprocessingGroup" xmlns:wpi="http://schemas.microsoft.com/office/word/2010/wordprocessingInk" xmlns:wne="http://schemas.microsoft.com/office/word/2006/wordml" xmlns:wps="http://schemas.microsoft.com/office/word/2010/wordprocessingShape" mc:Ignorable="w14 w15 w16se w16cid w16 w16cex w16sdtdh w16sdtfl w16du wp14">
   <w:endnote w:type="separator" w:id="-1">
     <w:p>
       <w:pPr>
@@ -1810,7 +2036,7 @@
 </file>
 
 <file path=word/footer1.xml><?xml version="1.0" encoding="utf-8"?>
-<w:ftr xmlns:wpc="http://schemas.microsoft.com/office/word/2010/wordprocessingCanvas" xmlns:cx="http://schemas.microsoft.com/office/drawing/2014/chartex" xmlns:cx1="http://schemas.microsoft.com/office/drawing/2015/9/8/chartex" xmlns:cx2="http://schemas.microsoft.com/office/drawing/2015/10/21/chartex" xmlns:cx3="http://schemas.microsoft.com/office/drawing/2016/5/9/chartex" xmlns:cx4="http://schemas.microsoft.com/office/drawing/2016/5/10/chartex" xmlns:cx5="http://schemas.microsoft.com/office/drawing/2016/5/11/chartex" xmlns:cx6="http://schemas.microsoft.com/office/drawing/2016/5/12/chartex" xmlns:cx7="http://schemas.microsoft.com/office/drawing/2016/5/13/chartex" xmlns:cx8="http://schemas.microsoft.com/office/drawing/2016/5/14/chartex" xmlns:mc="http://schemas.openxmlformats.org/markup-compatibility/2006" xmlns:aink="http://schemas.microsoft.com/office/drawing/2016/ink" xmlns:am3d="http://schemas.microsoft.com/office/drawing/2017/model3d" xmlns:o="urn:schemas-microsoft-com:office:office" xmlns:r="http://schemas.openxmlformats.org/officeDocument/2006/relationships" xmlns:m="http://schemas.openxmlformats.org/officeDocument/2006/math" xmlns:v="urn:schemas-microsoft-com:vml" xmlns:wp14="http://schemas.microsoft.com/office/word/2010/wordprocessingDrawing" xmlns:wp="http://schemas.openxmlformats.org/drawingml/2006/wordprocessingDrawing" xmlns:w10="urn:schemas-microsoft-com:office:word" xmlns:w="http://schemas.openxmlformats.org/wordprocessingml/2006/main" xmlns:w14="http://schemas.microsoft.com/office/word/2010/wordml" xmlns:w15="http://schemas.microsoft.com/office/word/2012/wordml" xmlns:w16cex="http://schemas.microsoft.com/office/word/2018/wordml/cex" xmlns:w16cid="http://schemas.microsoft.com/office/word/2016/wordml/cid" xmlns:w16="http://schemas.microsoft.com/office/word/2018/wordml" xmlns:w16sdtdh="http://schemas.microsoft.com/office/word/2020/wordml/sdtdatahash" xmlns:w16se="http://schemas.microsoft.com/office/word/2015/wordml/symex" xmlns:wpg="http://schemas.microsoft.com/office/word/2010/wordprocessingGroup" xmlns:wpi="http://schemas.microsoft.com/office/word/2010/wordprocessingInk" xmlns:wne="http://schemas.microsoft.com/office/word/2006/wordml" xmlns:wps="http://schemas.microsoft.com/office/word/2010/wordprocessingShape" mc:Ignorable="w14 w15 w16se w16cid w16 w16cex w16sdtdh wp14">
+<w:ftr xmlns:wpc="http://schemas.microsoft.com/office/word/2010/wordprocessingCanvas" xmlns:cx="http://schemas.microsoft.com/office/drawing/2014/chartex" xmlns:cx1="http://schemas.microsoft.com/office/drawing/2015/9/8/chartex" xmlns:cx2="http://schemas.microsoft.com/office/drawing/2015/10/21/chartex" xmlns:cx3="http://schemas.microsoft.com/office/drawing/2016/5/9/chartex" xmlns:cx4="http://schemas.microsoft.com/office/drawing/2016/5/10/chartex" xmlns:cx5="http://schemas.microsoft.com/office/drawing/2016/5/11/chartex" xmlns:cx6="http://schemas.microsoft.com/office/drawing/2016/5/12/chartex" xmlns:cx7="http://schemas.microsoft.com/office/drawing/2016/5/13/chartex" xmlns:cx8="http://schemas.microsoft.com/office/drawing/2016/5/14/chartex" xmlns:mc="http://schemas.openxmlformats.org/markup-compatibility/2006" xmlns:aink="http://schemas.microsoft.com/office/drawing/2016/ink" xmlns:am3d="http://schemas.microsoft.com/office/drawing/2017/model3d" xmlns:o="urn:schemas-microsoft-com:office:office" xmlns:oel="http://schemas.microsoft.com/office/2019/extlst" xmlns:r="http://schemas.openxmlformats.org/officeDocument/2006/relationships" xmlns:m="http://schemas.openxmlformats.org/officeDocument/2006/math" xmlns:v="urn:schemas-microsoft-com:vml" xmlns:wp14="http://schemas.microsoft.com/office/word/2010/wordprocessingDrawing" xmlns:wp="http://schemas.openxmlformats.org/drawingml/2006/wordprocessingDrawing" xmlns:w10="urn:schemas-microsoft-com:office:word" xmlns:w="http://schemas.openxmlformats.org/wordprocessingml/2006/main" xmlns:w14="http://schemas.microsoft.com/office/word/2010/wordml" xmlns:w15="http://schemas.microsoft.com/office/word/2012/wordml" xmlns:w16cex="http://schemas.microsoft.com/office/word/2018/wordml/cex" xmlns:w16cid="http://schemas.microsoft.com/office/word/2016/wordml/cid" xmlns:w16="http://schemas.microsoft.com/office/word/2018/wordml" xmlns:w16du="http://schemas.microsoft.com/office/word/2023/wordml/word16du" xmlns:w16sdtdh="http://schemas.microsoft.com/office/word/2020/wordml/sdtdatahash" xmlns:w16sdtfl="http://schemas.microsoft.com/office/word/2024/wordml/sdtformatlock" xmlns:w16se="http://schemas.microsoft.com/office/word/2015/wordml/symex" xmlns:wpg="http://schemas.microsoft.com/office/word/2010/wordprocessingGroup" xmlns:wpi="http://schemas.microsoft.com/office/word/2010/wordprocessingInk" xmlns:wne="http://schemas.microsoft.com/office/word/2006/wordml" xmlns:wps="http://schemas.microsoft.com/office/word/2010/wordprocessingShape" mc:Ignorable="w14 w15 w16se w16cid w16 w16cex w16sdtdh w16sdtfl w16du wp14">
   <w:sdt>
     <w:sdtPr>
       <w:id w:val="1495451635"/>
@@ -1819,11 +2045,11 @@
         <w:docPartUnique/>
       </w:docPartObj>
     </w:sdtPr>
-    <w:sdtEndPr/>
     <w:sdtContent>
       <w:p>
         <w:pPr>
           <w:pStyle w:val="a6"/>
+          <w:ind w:right="-2"/>
           <w:jc w:val="right"/>
         </w:pPr>
         <w:r>
@@ -1874,7 +2100,7 @@
 </file>
 
 <file path=word/footnotes.xml><?xml version="1.0" encoding="utf-8"?>
-<w:footnotes xmlns:wpc="http://schemas.microsoft.com/office/word/2010/wordprocessingCanvas" xmlns:cx="http://schemas.microsoft.com/office/drawing/2014/chartex" xmlns:cx1="http://schemas.microsoft.com/office/drawing/2015/9/8/chartex" xmlns:cx2="http://schemas.microsoft.com/office/drawing/2015/10/21/chartex" xmlns:cx3="http://schemas.microsoft.com/office/drawing/2016/5/9/chartex" xmlns:cx4="http://schemas.microsoft.com/office/drawing/2016/5/10/chartex" xmlns:cx5="http://schemas.microsoft.com/office/drawing/2016/5/11/chartex" xmlns:cx6="http://schemas.microsoft.com/office/drawing/2016/5/12/chartex" xmlns:cx7="http://schemas.microsoft.com/office/drawing/2016/5/13/chartex" xmlns:cx8="http://schemas.microsoft.com/office/drawing/2016/5/14/chartex" xmlns:mc="http://schemas.openxmlformats.org/markup-compatibility/2006" xmlns:aink="http://schemas.microsoft.com/office/drawing/2016/ink" xmlns:am3d="http://schemas.microsoft.com/office/drawing/2017/model3d" xmlns:o="urn:schemas-microsoft-com:office:office" xmlns:r="http://schemas.openxmlformats.org/officeDocument/2006/relationships" xmlns:m="http://schemas.openxmlformats.org/officeDocument/2006/math" xmlns:v="urn:schemas-microsoft-com:vml" xmlns:wp14="http://schemas.microsoft.com/office/word/2010/wordprocessingDrawing" xmlns:wp="http://schemas.openxmlformats.org/drawingml/2006/wordprocessingDrawing" xmlns:w10="urn:schemas-microsoft-com:office:word" xmlns:w="http://schemas.openxmlformats.org/wordprocessingml/2006/main" xmlns:w14="http://schemas.microsoft.com/office/word/2010/wordml" xmlns:w15="http://schemas.microsoft.com/office/word/2012/wordml" xmlns:w16cex="http://schemas.microsoft.com/office/word/2018/wordml/cex" xmlns:w16cid="http://schemas.microsoft.com/office/word/2016/wordml/cid" xmlns:w16="http://schemas.microsoft.com/office/word/2018/wordml" xmlns:w16sdtdh="http://schemas.microsoft.com/office/word/2020/wordml/sdtdatahash" xmlns:w16se="http://schemas.microsoft.com/office/word/2015/wordml/symex" xmlns:wpg="http://schemas.microsoft.com/office/word/2010/wordprocessingGroup" xmlns:wpi="http://schemas.microsoft.com/office/word/2010/wordprocessingInk" xmlns:wne="http://schemas.microsoft.com/office/word/2006/wordml" xmlns:wps="http://schemas.microsoft.com/office/word/2010/wordprocessingShape" mc:Ignorable="w14 w15 w16se w16cid w16 w16cex w16sdtdh wp14">
+<w:footnotes xmlns:wpc="http://schemas.microsoft.com/office/word/2010/wordprocessingCanvas" xmlns:cx="http://schemas.microsoft.com/office/drawing/2014/chartex" xmlns:cx1="http://schemas.microsoft.com/office/drawing/2015/9/8/chartex" xmlns:cx2="http://schemas.microsoft.com/office/drawing/2015/10/21/chartex" xmlns:cx3="http://schemas.microsoft.com/office/drawing/2016/5/9/chartex" xmlns:cx4="http://schemas.microsoft.com/office/drawing/2016/5/10/chartex" xmlns:cx5="http://schemas.microsoft.com/office/drawing/2016/5/11/chartex" xmlns:cx6="http://schemas.microsoft.com/office/drawing/2016/5/12/chartex" xmlns:cx7="http://schemas.microsoft.com/office/drawing/2016/5/13/chartex" xmlns:cx8="http://schemas.microsoft.com/office/drawing/2016/5/14/chartex" xmlns:mc="http://schemas.openxmlformats.org/markup-compatibility/2006" xmlns:aink="http://schemas.microsoft.com/office/drawing/2016/ink" xmlns:am3d="http://schemas.microsoft.com/office/drawing/2017/model3d" xmlns:o="urn:schemas-microsoft-com:office:office" xmlns:oel="http://schemas.microsoft.com/office/2019/extlst" xmlns:r="http://schemas.openxmlformats.org/officeDocument/2006/relationships" xmlns:m="http://schemas.openxmlformats.org/officeDocument/2006/math" xmlns:v="urn:schemas-microsoft-com:vml" xmlns:wp14="http://schemas.microsoft.com/office/word/2010/wordprocessingDrawing" xmlns:wp="http://schemas.openxmlformats.org/drawingml/2006/wordprocessingDrawing" xmlns:w10="urn:schemas-microsoft-com:office:word" xmlns:w="http://schemas.openxmlformats.org/wordprocessingml/2006/main" xmlns:w14="http://schemas.microsoft.com/office/word/2010/wordml" xmlns:w15="http://schemas.microsoft.com/office/word/2012/wordml" xmlns:w16cex="http://schemas.microsoft.com/office/word/2018/wordml/cex" xmlns:w16cid="http://schemas.microsoft.com/office/word/2016/wordml/cid" xmlns:w16="http://schemas.microsoft.com/office/word/2018/wordml" xmlns:w16du="http://schemas.microsoft.com/office/word/2023/wordml/word16du" xmlns:w16sdtdh="http://schemas.microsoft.com/office/word/2020/wordml/sdtdatahash" xmlns:w16sdtfl="http://schemas.microsoft.com/office/word/2024/wordml/sdtformatlock" xmlns:w16se="http://schemas.microsoft.com/office/word/2015/wordml/symex" xmlns:wpg="http://schemas.microsoft.com/office/word/2010/wordprocessingGroup" xmlns:wpi="http://schemas.microsoft.com/office/word/2010/wordprocessingInk" xmlns:wne="http://schemas.microsoft.com/office/word/2006/wordml" xmlns:wps="http://schemas.microsoft.com/office/word/2010/wordprocessingShape" mc:Ignorable="w14 w15 w16se w16cid w16 w16cex w16sdtdh w16sdtfl w16du wp14">
   <w:footnote w:type="separator" w:id="-1">
     <w:p>
       <w:pPr>
@@ -1899,7 +2125,7 @@
 </file>
 
 <file path=word/numbering.xml><?xml version="1.0" encoding="utf-8"?>
-<w:numbering xmlns:wpc="http://schemas.microsoft.com/office/word/2010/wordprocessingCanvas" xmlns:cx="http://schemas.microsoft.com/office/drawing/2014/chartex" xmlns:cx1="http://schemas.microsoft.com/office/drawing/2015/9/8/chartex" xmlns:cx2="http://schemas.microsoft.com/office/drawing/2015/10/21/chartex" xmlns:cx3="http://schemas.microsoft.com/office/drawing/2016/5/9/chartex" xmlns:cx4="http://schemas.microsoft.com/office/drawing/2016/5/10/chartex" xmlns:cx5="http://schemas.microsoft.com/office/drawing/2016/5/11/chartex" xmlns:cx6="http://schemas.microsoft.com/office/drawing/2016/5/12/chartex" xmlns:cx7="http://schemas.microsoft.com/office/drawing/2016/5/13/chartex" xmlns:cx8="http://schemas.microsoft.com/office/drawing/2016/5/14/chartex" xmlns:mc="http://schemas.openxmlformats.org/markup-compatibility/2006" xmlns:aink="http://schemas.microsoft.com/office/drawing/2016/ink" xmlns:am3d="http://schemas.microsoft.com/office/drawing/2017/model3d" xmlns:o="urn:schemas-microsoft-com:office:office" xmlns:r="http://schemas.openxmlformats.org/officeDocument/2006/relationships" xmlns:m="http://schemas.openxmlformats.org/officeDocument/2006/math" xmlns:v="urn:schemas-microsoft-com:vml" xmlns:wp14="http://schemas.microsoft.com/office/word/2010/wordprocessingDrawing" xmlns:wp="http://schemas.openxmlformats.org/drawingml/2006/wordprocessingDrawing" xmlns:w10="urn:schemas-microsoft-com:office:word" xmlns:w="http://schemas.openxmlformats.org/wordprocessingml/2006/main" xmlns:w14="http://schemas.microsoft.com/office/word/2010/wordml" xmlns:w15="http://schemas.microsoft.com/office/word/2012/wordml" xmlns:w16cex="http://schemas.microsoft.com/office/word/2018/wordml/cex" xmlns:w16cid="http://schemas.microsoft.com/office/word/2016/wordml/cid" xmlns:w16="http://schemas.microsoft.com/office/word/2018/wordml" xmlns:w16sdtdh="http://schemas.microsoft.com/office/word/2020/wordml/sdtdatahash" xmlns:w16se="http://schemas.microsoft.com/office/word/2015/wordml/symex" xmlns:wpg="http://schemas.microsoft.com/office/word/2010/wordprocessingGroup" xmlns:wpi="http://schemas.microsoft.com/office/word/2010/wordprocessingInk" xmlns:wne="http://schemas.microsoft.com/office/word/2006/wordml" xmlns:wps="http://schemas.microsoft.com/office/word/2010/wordprocessingShape" mc:Ignorable="w14 w15 w16se w16cid w16 w16cex w16sdtdh wp14">
+<w:numbering xmlns:wpc="http://schemas.microsoft.com/office/word/2010/wordprocessingCanvas" xmlns:cx="http://schemas.microsoft.com/office/drawing/2014/chartex" xmlns:cx1="http://schemas.microsoft.com/office/drawing/2015/9/8/chartex" xmlns:cx2="http://schemas.microsoft.com/office/drawing/2015/10/21/chartex" xmlns:cx3="http://schemas.microsoft.com/office/drawing/2016/5/9/chartex" xmlns:cx4="http://schemas.microsoft.com/office/drawing/2016/5/10/chartex" xmlns:cx5="http://schemas.microsoft.com/office/drawing/2016/5/11/chartex" xmlns:cx6="http://schemas.microsoft.com/office/drawing/2016/5/12/chartex" xmlns:cx7="http://schemas.microsoft.com/office/drawing/2016/5/13/chartex" xmlns:cx8="http://schemas.microsoft.com/office/drawing/2016/5/14/chartex" xmlns:mc="http://schemas.openxmlformats.org/markup-compatibility/2006" xmlns:aink="http://schemas.microsoft.com/office/drawing/2016/ink" xmlns:am3d="http://schemas.microsoft.com/office/drawing/2017/model3d" xmlns:o="urn:schemas-microsoft-com:office:office" xmlns:oel="http://schemas.microsoft.com/office/2019/extlst" xmlns:r="http://schemas.openxmlformats.org/officeDocument/2006/relationships" xmlns:m="http://schemas.openxmlformats.org/officeDocument/2006/math" xmlns:v="urn:schemas-microsoft-com:vml" xmlns:wp14="http://schemas.microsoft.com/office/word/2010/wordprocessingDrawing" xmlns:wp="http://schemas.openxmlformats.org/drawingml/2006/wordprocessingDrawing" xmlns:w10="urn:schemas-microsoft-com:office:word" xmlns:w="http://schemas.openxmlformats.org/wordprocessingml/2006/main" xmlns:w14="http://schemas.microsoft.com/office/word/2010/wordml" xmlns:w15="http://schemas.microsoft.com/office/word/2012/wordml" xmlns:w16cex="http://schemas.microsoft.com/office/word/2018/wordml/cex" xmlns:w16cid="http://schemas.microsoft.com/office/word/2016/wordml/cid" xmlns:w16="http://schemas.microsoft.com/office/word/2018/wordml" xmlns:w16du="http://schemas.microsoft.com/office/word/2023/wordml/word16du" xmlns:w16sdtdh="http://schemas.microsoft.com/office/word/2020/wordml/sdtdatahash" xmlns:w16sdtfl="http://schemas.microsoft.com/office/word/2024/wordml/sdtformatlock" xmlns:w16se="http://schemas.microsoft.com/office/word/2015/wordml/symex" xmlns:wpg="http://schemas.microsoft.com/office/word/2010/wordprocessingGroup" xmlns:wpi="http://schemas.microsoft.com/office/word/2010/wordprocessingInk" xmlns:wne="http://schemas.microsoft.com/office/word/2006/wordml" xmlns:wps="http://schemas.microsoft.com/office/word/2010/wordprocessingShape" mc:Ignorable="w14 w15 w16se w16cid w16 w16cex w16sdtdh w16sdtfl w16du wp14">
   <w:abstractNum w:abstractNumId="0" w15:restartNumberingAfterBreak="0">
     <w:nsid w:val="FFFFFF89"/>
     <w:multiLevelType w:val="singleLevel"/>
@@ -2121,6 +2347,119 @@
     </w:lvl>
   </w:abstractNum>
   <w:abstractNum w:abstractNumId="3" w15:restartNumberingAfterBreak="0">
+    <w:nsid w:val="042951D5"/>
+    <w:multiLevelType w:val="hybridMultilevel"/>
+    <w:tmpl w:val="D7BCDBF4"/>
+    <w:lvl w:ilvl="0" w:tplc="04090003">
+      <w:start w:val="1"/>
+      <w:numFmt w:val="bullet"/>
+      <w:lvlText w:val=""/>
+      <w:lvlJc w:val="left"/>
+      <w:pPr>
+        <w:ind w:left="764" w:hanging="480"/>
+      </w:pPr>
+      <w:rPr>
+        <w:rFonts w:ascii="Wingdings" w:hAnsi="Wingdings" w:hint="default"/>
+      </w:rPr>
+    </w:lvl>
+    <w:lvl w:ilvl="1" w:tplc="04090003" w:tentative="1">
+      <w:start w:val="1"/>
+      <w:numFmt w:val="bullet"/>
+      <w:lvlText w:val=""/>
+      <w:lvlJc w:val="left"/>
+      <w:pPr>
+        <w:ind w:left="1244" w:hanging="480"/>
+      </w:pPr>
+      <w:rPr>
+        <w:rFonts w:ascii="Wingdings" w:hAnsi="Wingdings" w:hint="default"/>
+      </w:rPr>
+    </w:lvl>
+    <w:lvl w:ilvl="2" w:tplc="04090005" w:tentative="1">
+      <w:start w:val="1"/>
+      <w:numFmt w:val="bullet"/>
+      <w:lvlText w:val=""/>
+      <w:lvlJc w:val="left"/>
+      <w:pPr>
+        <w:ind w:left="1724" w:hanging="480"/>
+      </w:pPr>
+      <w:rPr>
+        <w:rFonts w:ascii="Wingdings" w:hAnsi="Wingdings" w:hint="default"/>
+      </w:rPr>
+    </w:lvl>
+    <w:lvl w:ilvl="3" w:tplc="04090001" w:tentative="1">
+      <w:start w:val="1"/>
+      <w:numFmt w:val="bullet"/>
+      <w:lvlText w:val=""/>
+      <w:lvlJc w:val="left"/>
+      <w:pPr>
+        <w:ind w:left="2204" w:hanging="480"/>
+      </w:pPr>
+      <w:rPr>
+        <w:rFonts w:ascii="Wingdings" w:hAnsi="Wingdings" w:hint="default"/>
+      </w:rPr>
+    </w:lvl>
+    <w:lvl w:ilvl="4" w:tplc="04090003" w:tentative="1">
+      <w:start w:val="1"/>
+      <w:numFmt w:val="bullet"/>
+      <w:lvlText w:val=""/>
+      <w:lvlJc w:val="left"/>
+      <w:pPr>
+        <w:ind w:left="2684" w:hanging="480"/>
+      </w:pPr>
+      <w:rPr>
+        <w:rFonts w:ascii="Wingdings" w:hAnsi="Wingdings" w:hint="default"/>
+      </w:rPr>
+    </w:lvl>
+    <w:lvl w:ilvl="5" w:tplc="04090005" w:tentative="1">
+      <w:start w:val="1"/>
+      <w:numFmt w:val="bullet"/>
+      <w:lvlText w:val=""/>
+      <w:lvlJc w:val="left"/>
+      <w:pPr>
+        <w:ind w:left="3164" w:hanging="480"/>
+      </w:pPr>
+      <w:rPr>
+        <w:rFonts w:ascii="Wingdings" w:hAnsi="Wingdings" w:hint="default"/>
+      </w:rPr>
+    </w:lvl>
+    <w:lvl w:ilvl="6" w:tplc="04090001" w:tentative="1">
+      <w:start w:val="1"/>
+      <w:numFmt w:val="bullet"/>
+      <w:lvlText w:val=""/>
+      <w:lvlJc w:val="left"/>
+      <w:pPr>
+        <w:ind w:left="3644" w:hanging="480"/>
+      </w:pPr>
+      <w:rPr>
+        <w:rFonts w:ascii="Wingdings" w:hAnsi="Wingdings" w:hint="default"/>
+      </w:rPr>
+    </w:lvl>
+    <w:lvl w:ilvl="7" w:tplc="04090003" w:tentative="1">
+      <w:start w:val="1"/>
+      <w:numFmt w:val="bullet"/>
+      <w:lvlText w:val=""/>
+      <w:lvlJc w:val="left"/>
+      <w:pPr>
+        <w:ind w:left="4124" w:hanging="480"/>
+      </w:pPr>
+      <w:rPr>
+        <w:rFonts w:ascii="Wingdings" w:hAnsi="Wingdings" w:hint="default"/>
+      </w:rPr>
+    </w:lvl>
+    <w:lvl w:ilvl="8" w:tplc="04090005" w:tentative="1">
+      <w:start w:val="1"/>
+      <w:numFmt w:val="bullet"/>
+      <w:lvlText w:val=""/>
+      <w:lvlJc w:val="left"/>
+      <w:pPr>
+        <w:ind w:left="4604" w:hanging="480"/>
+      </w:pPr>
+      <w:rPr>
+        <w:rFonts w:ascii="Wingdings" w:hAnsi="Wingdings" w:hint="default"/>
+      </w:rPr>
+    </w:lvl>
+  </w:abstractNum>
+  <w:abstractNum w:abstractNumId="4" w15:restartNumberingAfterBreak="0">
     <w:nsid w:val="05C2043C"/>
     <w:multiLevelType w:val="hybridMultilevel"/>
     <w:tmpl w:val="AC5CE254"/>
@@ -2233,7 +2572,7 @@
       </w:rPr>
     </w:lvl>
   </w:abstractNum>
-  <w:abstractNum w:abstractNumId="4" w15:restartNumberingAfterBreak="0">
+  <w:abstractNum w:abstractNumId="5" w15:restartNumberingAfterBreak="0">
     <w:nsid w:val="07E80B5A"/>
     <w:multiLevelType w:val="hybridMultilevel"/>
     <w:tmpl w:val="5DE0F50C"/>
@@ -2319,7 +2658,7 @@
       </w:pPr>
     </w:lvl>
   </w:abstractNum>
-  <w:abstractNum w:abstractNumId="5" w15:restartNumberingAfterBreak="0">
+  <w:abstractNum w:abstractNumId="6" w15:restartNumberingAfterBreak="0">
     <w:nsid w:val="08042D3D"/>
     <w:multiLevelType w:val="hybridMultilevel"/>
     <w:tmpl w:val="903E1AAE"/>
@@ -2432,7 +2771,7 @@
       </w:rPr>
     </w:lvl>
   </w:abstractNum>
-  <w:abstractNum w:abstractNumId="6" w15:restartNumberingAfterBreak="0">
+  <w:abstractNum w:abstractNumId="7" w15:restartNumberingAfterBreak="0">
     <w:nsid w:val="08F144FB"/>
     <w:multiLevelType w:val="hybridMultilevel"/>
     <w:tmpl w:val="2C727020"/>
@@ -2518,7 +2857,7 @@
       </w:pPr>
     </w:lvl>
   </w:abstractNum>
-  <w:abstractNum w:abstractNumId="7" w15:restartNumberingAfterBreak="0">
+  <w:abstractNum w:abstractNumId="8" w15:restartNumberingAfterBreak="0">
     <w:nsid w:val="09926894"/>
     <w:multiLevelType w:val="hybridMultilevel"/>
     <w:tmpl w:val="845C613E"/>
@@ -2631,7 +2970,7 @@
       </w:rPr>
     </w:lvl>
   </w:abstractNum>
-  <w:abstractNum w:abstractNumId="8" w15:restartNumberingAfterBreak="0">
+  <w:abstractNum w:abstractNumId="9" w15:restartNumberingAfterBreak="0">
     <w:nsid w:val="0CD04115"/>
     <w:multiLevelType w:val="hybridMultilevel"/>
     <w:tmpl w:val="FE28EB88"/>
@@ -2641,7 +2980,7 @@
       <w:lvlText w:val=""/>
       <w:lvlJc w:val="left"/>
       <w:pPr>
-        <w:ind w:left="943" w:hanging="480"/>
+        <w:ind w:left="1244" w:hanging="480"/>
       </w:pPr>
       <w:rPr>
         <w:rFonts w:ascii="Wingdings" w:hAnsi="Wingdings" w:hint="default"/>
@@ -2653,7 +2992,7 @@
       <w:lvlText w:val=""/>
       <w:lvlJc w:val="left"/>
       <w:pPr>
-        <w:ind w:left="1423" w:hanging="480"/>
+        <w:ind w:left="1724" w:hanging="480"/>
       </w:pPr>
       <w:rPr>
         <w:rFonts w:ascii="Wingdings" w:hAnsi="Wingdings" w:hint="default"/>
@@ -2665,7 +3004,7 @@
       <w:lvlText w:val=""/>
       <w:lvlJc w:val="left"/>
       <w:pPr>
-        <w:ind w:left="1903" w:hanging="480"/>
+        <w:ind w:left="2204" w:hanging="480"/>
       </w:pPr>
       <w:rPr>
         <w:rFonts w:ascii="Wingdings" w:hAnsi="Wingdings" w:hint="default"/>
@@ -2677,7 +3016,7 @@
       <w:lvlText w:val=""/>
       <w:lvlJc w:val="left"/>
       <w:pPr>
-        <w:ind w:left="2383" w:hanging="480"/>
+        <w:ind w:left="2684" w:hanging="480"/>
       </w:pPr>
       <w:rPr>
         <w:rFonts w:ascii="Wingdings" w:hAnsi="Wingdings" w:hint="default"/>
@@ -2689,7 +3028,7 @@
       <w:lvlText w:val=""/>
       <w:lvlJc w:val="left"/>
       <w:pPr>
-        <w:ind w:left="2863" w:hanging="480"/>
+        <w:ind w:left="3164" w:hanging="480"/>
       </w:pPr>
       <w:rPr>
         <w:rFonts w:ascii="Wingdings" w:hAnsi="Wingdings" w:hint="default"/>
@@ -2701,7 +3040,7 @@
       <w:lvlText w:val=""/>
       <w:lvlJc w:val="left"/>
       <w:pPr>
-        <w:ind w:left="3343" w:hanging="480"/>
+        <w:ind w:left="3644" w:hanging="480"/>
       </w:pPr>
       <w:rPr>
         <w:rFonts w:ascii="Wingdings" w:hAnsi="Wingdings" w:hint="default"/>
@@ -2713,7 +3052,7 @@
       <w:lvlText w:val=""/>
       <w:lvlJc w:val="left"/>
       <w:pPr>
-        <w:ind w:left="3823" w:hanging="480"/>
+        <w:ind w:left="4124" w:hanging="480"/>
       </w:pPr>
       <w:rPr>
         <w:rFonts w:ascii="Wingdings" w:hAnsi="Wingdings" w:hint="default"/>
@@ -2725,7 +3064,7 @@
       <w:lvlText w:val=""/>
       <w:lvlJc w:val="left"/>
       <w:pPr>
-        <w:ind w:left="4303" w:hanging="480"/>
+        <w:ind w:left="4604" w:hanging="480"/>
       </w:pPr>
       <w:rPr>
         <w:rFonts w:ascii="Wingdings" w:hAnsi="Wingdings" w:hint="default"/>
@@ -2737,14 +3076,14 @@
       <w:lvlText w:val=""/>
       <w:lvlJc w:val="left"/>
       <w:pPr>
-        <w:ind w:left="4783" w:hanging="480"/>
+        <w:ind w:left="5084" w:hanging="480"/>
       </w:pPr>
       <w:rPr>
         <w:rFonts w:ascii="Wingdings" w:hAnsi="Wingdings" w:hint="default"/>
       </w:rPr>
     </w:lvl>
   </w:abstractNum>
-  <w:abstractNum w:abstractNumId="9" w15:restartNumberingAfterBreak="0">
+  <w:abstractNum w:abstractNumId="10" w15:restartNumberingAfterBreak="0">
     <w:nsid w:val="0E8F458C"/>
     <w:multiLevelType w:val="hybridMultilevel"/>
     <w:tmpl w:val="99BC683A"/>
@@ -2830,7 +3169,7 @@
       </w:pPr>
     </w:lvl>
   </w:abstractNum>
-  <w:abstractNum w:abstractNumId="10" w15:restartNumberingAfterBreak="0">
+  <w:abstractNum w:abstractNumId="11" w15:restartNumberingAfterBreak="0">
     <w:nsid w:val="0F7F2EAD"/>
     <w:multiLevelType w:val="hybridMultilevel"/>
     <w:tmpl w:val="A0D80C02"/>
@@ -2916,7 +3255,7 @@
       </w:pPr>
     </w:lvl>
   </w:abstractNum>
-  <w:abstractNum w:abstractNumId="11" w15:restartNumberingAfterBreak="0">
+  <w:abstractNum w:abstractNumId="12" w15:restartNumberingAfterBreak="0">
     <w:nsid w:val="11C27508"/>
     <w:multiLevelType w:val="hybridMultilevel"/>
     <w:tmpl w:val="0412A47C"/>
@@ -3002,7 +3341,7 @@
       </w:pPr>
     </w:lvl>
   </w:abstractNum>
-  <w:abstractNum w:abstractNumId="12" w15:restartNumberingAfterBreak="0">
+  <w:abstractNum w:abstractNumId="13" w15:restartNumberingAfterBreak="0">
     <w:nsid w:val="1BB474D9"/>
     <w:multiLevelType w:val="hybridMultilevel"/>
     <w:tmpl w:val="01427AA6"/>
@@ -3115,7 +3454,7 @@
       </w:rPr>
     </w:lvl>
   </w:abstractNum>
-  <w:abstractNum w:abstractNumId="13" w15:restartNumberingAfterBreak="0">
+  <w:abstractNum w:abstractNumId="14" w15:restartNumberingAfterBreak="0">
     <w:nsid w:val="1CFF2262"/>
     <w:multiLevelType w:val="hybridMultilevel"/>
     <w:tmpl w:val="A00C7B90"/>
@@ -3228,7 +3567,93 @@
       </w:rPr>
     </w:lvl>
   </w:abstractNum>
-  <w:abstractNum w:abstractNumId="14" w15:restartNumberingAfterBreak="0">
+  <w:abstractNum w:abstractNumId="15" w15:restartNumberingAfterBreak="0">
+    <w:nsid w:val="1DD5268F"/>
+    <w:multiLevelType w:val="hybridMultilevel"/>
+    <w:tmpl w:val="E6C836E8"/>
+    <w:lvl w:ilvl="0" w:tplc="0409000F">
+      <w:start w:val="1"/>
+      <w:numFmt w:val="decimal"/>
+      <w:lvlText w:val="%1."/>
+      <w:lvlJc w:val="left"/>
+      <w:pPr>
+        <w:ind w:left="480" w:hanging="480"/>
+      </w:pPr>
+    </w:lvl>
+    <w:lvl w:ilvl="1" w:tplc="04090019" w:tentative="1">
+      <w:start w:val="1"/>
+      <w:numFmt w:val="ideographTraditional"/>
+      <w:lvlText w:val="%2、"/>
+      <w:lvlJc w:val="left"/>
+      <w:pPr>
+        <w:ind w:left="960" w:hanging="480"/>
+      </w:pPr>
+    </w:lvl>
+    <w:lvl w:ilvl="2" w:tplc="0409001B" w:tentative="1">
+      <w:start w:val="1"/>
+      <w:numFmt w:val="lowerRoman"/>
+      <w:lvlText w:val="%3."/>
+      <w:lvlJc w:val="right"/>
+      <w:pPr>
+        <w:ind w:left="1440" w:hanging="480"/>
+      </w:pPr>
+    </w:lvl>
+    <w:lvl w:ilvl="3" w:tplc="0409000F" w:tentative="1">
+      <w:start w:val="1"/>
+      <w:numFmt w:val="decimal"/>
+      <w:lvlText w:val="%4."/>
+      <w:lvlJc w:val="left"/>
+      <w:pPr>
+        <w:ind w:left="1920" w:hanging="480"/>
+      </w:pPr>
+    </w:lvl>
+    <w:lvl w:ilvl="4" w:tplc="04090019" w:tentative="1">
+      <w:start w:val="1"/>
+      <w:numFmt w:val="ideographTraditional"/>
+      <w:lvlText w:val="%5、"/>
+      <w:lvlJc w:val="left"/>
+      <w:pPr>
+        <w:ind w:left="2400" w:hanging="480"/>
+      </w:pPr>
+    </w:lvl>
+    <w:lvl w:ilvl="5" w:tplc="0409001B" w:tentative="1">
+      <w:start w:val="1"/>
+      <w:numFmt w:val="lowerRoman"/>
+      <w:lvlText w:val="%6."/>
+      <w:lvlJc w:val="right"/>
+      <w:pPr>
+        <w:ind w:left="2880" w:hanging="480"/>
+      </w:pPr>
+    </w:lvl>
+    <w:lvl w:ilvl="6" w:tplc="0409000F" w:tentative="1">
+      <w:start w:val="1"/>
+      <w:numFmt w:val="decimal"/>
+      <w:lvlText w:val="%7."/>
+      <w:lvlJc w:val="left"/>
+      <w:pPr>
+        <w:ind w:left="3360" w:hanging="480"/>
+      </w:pPr>
+    </w:lvl>
+    <w:lvl w:ilvl="7" w:tplc="04090019" w:tentative="1">
+      <w:start w:val="1"/>
+      <w:numFmt w:val="ideographTraditional"/>
+      <w:lvlText w:val="%8、"/>
+      <w:lvlJc w:val="left"/>
+      <w:pPr>
+        <w:ind w:left="3840" w:hanging="480"/>
+      </w:pPr>
+    </w:lvl>
+    <w:lvl w:ilvl="8" w:tplc="0409001B" w:tentative="1">
+      <w:start w:val="1"/>
+      <w:numFmt w:val="lowerRoman"/>
+      <w:lvlText w:val="%9."/>
+      <w:lvlJc w:val="right"/>
+      <w:pPr>
+        <w:ind w:left="4320" w:hanging="480"/>
+      </w:pPr>
+    </w:lvl>
+  </w:abstractNum>
+  <w:abstractNum w:abstractNumId="16" w15:restartNumberingAfterBreak="0">
     <w:nsid w:val="204C3DF5"/>
     <w:multiLevelType w:val="hybridMultilevel"/>
     <w:tmpl w:val="8C648160"/>
@@ -3314,7 +3739,7 @@
       </w:pPr>
     </w:lvl>
   </w:abstractNum>
-  <w:abstractNum w:abstractNumId="15" w15:restartNumberingAfterBreak="0">
+  <w:abstractNum w:abstractNumId="17" w15:restartNumberingAfterBreak="0">
     <w:nsid w:val="23151F18"/>
     <w:multiLevelType w:val="hybridMultilevel"/>
     <w:tmpl w:val="F65494B0"/>
@@ -3403,7 +3828,7 @@
       </w:pPr>
     </w:lvl>
   </w:abstractNum>
-  <w:abstractNum w:abstractNumId="16" w15:restartNumberingAfterBreak="0">
+  <w:abstractNum w:abstractNumId="18" w15:restartNumberingAfterBreak="0">
     <w:nsid w:val="25295FDB"/>
     <w:multiLevelType w:val="hybridMultilevel"/>
     <w:tmpl w:val="93C4289C"/>
@@ -3516,7 +3941,7 @@
       </w:rPr>
     </w:lvl>
   </w:abstractNum>
-  <w:abstractNum w:abstractNumId="17" w15:restartNumberingAfterBreak="0">
+  <w:abstractNum w:abstractNumId="19" w15:restartNumberingAfterBreak="0">
     <w:nsid w:val="26B659BE"/>
     <w:multiLevelType w:val="hybridMultilevel"/>
     <w:tmpl w:val="325682B6"/>
@@ -3629,7 +4054,7 @@
       </w:rPr>
     </w:lvl>
   </w:abstractNum>
-  <w:abstractNum w:abstractNumId="18" w15:restartNumberingAfterBreak="0">
+  <w:abstractNum w:abstractNumId="20" w15:restartNumberingAfterBreak="0">
     <w:nsid w:val="29205D0F"/>
     <w:multiLevelType w:val="hybridMultilevel"/>
     <w:tmpl w:val="8C32F542"/>
@@ -3742,7 +4167,7 @@
       </w:rPr>
     </w:lvl>
   </w:abstractNum>
-  <w:abstractNum w:abstractNumId="19" w15:restartNumberingAfterBreak="0">
+  <w:abstractNum w:abstractNumId="21" w15:restartNumberingAfterBreak="0">
     <w:nsid w:val="29584AD2"/>
     <w:multiLevelType w:val="hybridMultilevel"/>
     <w:tmpl w:val="18C6B87C"/>
@@ -3831,7 +4256,7 @@
       </w:pPr>
     </w:lvl>
   </w:abstractNum>
-  <w:abstractNum w:abstractNumId="20" w15:restartNumberingAfterBreak="0">
+  <w:abstractNum w:abstractNumId="22" w15:restartNumberingAfterBreak="0">
     <w:nsid w:val="2FCA0C33"/>
     <w:multiLevelType w:val="hybridMultilevel"/>
     <w:tmpl w:val="37C88546"/>
@@ -3944,7 +4369,7 @@
       </w:rPr>
     </w:lvl>
   </w:abstractNum>
-  <w:abstractNum w:abstractNumId="21" w15:restartNumberingAfterBreak="0">
+  <w:abstractNum w:abstractNumId="23" w15:restartNumberingAfterBreak="0">
     <w:nsid w:val="304C02DE"/>
     <w:multiLevelType w:val="hybridMultilevel"/>
     <w:tmpl w:val="E7FC5706"/>
@@ -4030,7 +4455,7 @@
       </w:pPr>
     </w:lvl>
   </w:abstractNum>
-  <w:abstractNum w:abstractNumId="22" w15:restartNumberingAfterBreak="0">
+  <w:abstractNum w:abstractNumId="24" w15:restartNumberingAfterBreak="0">
     <w:nsid w:val="31BB0ED9"/>
     <w:multiLevelType w:val="hybridMultilevel"/>
     <w:tmpl w:val="AA028AF2"/>
@@ -4143,7 +4568,7 @@
       </w:rPr>
     </w:lvl>
   </w:abstractNum>
-  <w:abstractNum w:abstractNumId="23" w15:restartNumberingAfterBreak="0">
+  <w:abstractNum w:abstractNumId="25" w15:restartNumberingAfterBreak="0">
     <w:nsid w:val="322D1D43"/>
     <w:multiLevelType w:val="hybridMultilevel"/>
     <w:tmpl w:val="747070B4"/>
@@ -4232,7 +4657,7 @@
       </w:pPr>
     </w:lvl>
   </w:abstractNum>
-  <w:abstractNum w:abstractNumId="24" w15:restartNumberingAfterBreak="0">
+  <w:abstractNum w:abstractNumId="26" w15:restartNumberingAfterBreak="0">
     <w:nsid w:val="345E3AE0"/>
     <w:multiLevelType w:val="hybridMultilevel"/>
     <w:tmpl w:val="A8D8EB12"/>
@@ -4345,7 +4770,7 @@
       </w:rPr>
     </w:lvl>
   </w:abstractNum>
-  <w:abstractNum w:abstractNumId="25" w15:restartNumberingAfterBreak="0">
+  <w:abstractNum w:abstractNumId="27" w15:restartNumberingAfterBreak="0">
     <w:nsid w:val="3A080BE8"/>
     <w:multiLevelType w:val="hybridMultilevel"/>
     <w:tmpl w:val="1B8E973E"/>
@@ -4458,10 +4883,10 @@
       </w:rPr>
     </w:lvl>
   </w:abstractNum>
-  <w:abstractNum w:abstractNumId="26" w15:restartNumberingAfterBreak="0">
+  <w:abstractNum w:abstractNumId="28" w15:restartNumberingAfterBreak="0">
     <w:nsid w:val="3B9C0B88"/>
     <w:multiLevelType w:val="hybridMultilevel"/>
-    <w:tmpl w:val="A678EB62"/>
+    <w:tmpl w:val="99CEDB84"/>
     <w:lvl w:ilvl="0" w:tplc="0409000F">
       <w:start w:val="1"/>
       <w:numFmt w:val="decimal"/>
@@ -4544,7 +4969,7 @@
       </w:pPr>
     </w:lvl>
   </w:abstractNum>
-  <w:abstractNum w:abstractNumId="27" w15:restartNumberingAfterBreak="0">
+  <w:abstractNum w:abstractNumId="29" w15:restartNumberingAfterBreak="0">
     <w:nsid w:val="3C0846AA"/>
     <w:multiLevelType w:val="hybridMultilevel"/>
     <w:tmpl w:val="66CC1C0C"/>
@@ -4657,7 +5082,7 @@
       </w:rPr>
     </w:lvl>
   </w:abstractNum>
-  <w:abstractNum w:abstractNumId="28" w15:restartNumberingAfterBreak="0">
+  <w:abstractNum w:abstractNumId="30" w15:restartNumberingAfterBreak="0">
     <w:nsid w:val="3E824855"/>
     <w:multiLevelType w:val="hybridMultilevel"/>
     <w:tmpl w:val="546667B8"/>
@@ -4743,7 +5168,7 @@
       </w:pPr>
     </w:lvl>
   </w:abstractNum>
-  <w:abstractNum w:abstractNumId="29" w15:restartNumberingAfterBreak="0">
+  <w:abstractNum w:abstractNumId="31" w15:restartNumberingAfterBreak="0">
     <w:nsid w:val="454D64C2"/>
     <w:multiLevelType w:val="hybridMultilevel"/>
     <w:tmpl w:val="5AC49A4A"/>
@@ -4829,7 +5254,7 @@
       </w:pPr>
     </w:lvl>
   </w:abstractNum>
-  <w:abstractNum w:abstractNumId="30" w15:restartNumberingAfterBreak="0">
+  <w:abstractNum w:abstractNumId="32" w15:restartNumberingAfterBreak="0">
     <w:nsid w:val="48093445"/>
     <w:multiLevelType w:val="hybridMultilevel"/>
     <w:tmpl w:val="F314D0C6"/>
@@ -4918,7 +5343,7 @@
       </w:pPr>
     </w:lvl>
   </w:abstractNum>
-  <w:abstractNum w:abstractNumId="31" w15:restartNumberingAfterBreak="0">
+  <w:abstractNum w:abstractNumId="33" w15:restartNumberingAfterBreak="0">
     <w:nsid w:val="4B0C6092"/>
     <w:multiLevelType w:val="hybridMultilevel"/>
     <w:tmpl w:val="0B564076"/>
@@ -5004,7 +5429,7 @@
       </w:pPr>
     </w:lvl>
   </w:abstractNum>
-  <w:abstractNum w:abstractNumId="32" w15:restartNumberingAfterBreak="0">
+  <w:abstractNum w:abstractNumId="34" w15:restartNumberingAfterBreak="0">
     <w:nsid w:val="4C453EEA"/>
     <w:multiLevelType w:val="hybridMultilevel"/>
     <w:tmpl w:val="BF0A7390"/>
@@ -5090,7 +5515,7 @@
       </w:pPr>
     </w:lvl>
   </w:abstractNum>
-  <w:abstractNum w:abstractNumId="33" w15:restartNumberingAfterBreak="0">
+  <w:abstractNum w:abstractNumId="35" w15:restartNumberingAfterBreak="0">
     <w:nsid w:val="4D8D6A24"/>
     <w:multiLevelType w:val="hybridMultilevel"/>
     <w:tmpl w:val="B0369C98"/>
@@ -5179,7 +5604,7 @@
       </w:pPr>
     </w:lvl>
   </w:abstractNum>
-  <w:abstractNum w:abstractNumId="34" w15:restartNumberingAfterBreak="0">
+  <w:abstractNum w:abstractNumId="36" w15:restartNumberingAfterBreak="0">
     <w:nsid w:val="535A66E7"/>
     <w:multiLevelType w:val="hybridMultilevel"/>
     <w:tmpl w:val="9D3C6D00"/>
@@ -5292,7 +5717,7 @@
       </w:rPr>
     </w:lvl>
   </w:abstractNum>
-  <w:abstractNum w:abstractNumId="35" w15:restartNumberingAfterBreak="0">
+  <w:abstractNum w:abstractNumId="37" w15:restartNumberingAfterBreak="0">
     <w:nsid w:val="545469C8"/>
     <w:multiLevelType w:val="hybridMultilevel"/>
     <w:tmpl w:val="08EECFE6"/>
@@ -5405,7 +5830,7 @@
       </w:rPr>
     </w:lvl>
   </w:abstractNum>
-  <w:abstractNum w:abstractNumId="36" w15:restartNumberingAfterBreak="0">
+  <w:abstractNum w:abstractNumId="38" w15:restartNumberingAfterBreak="0">
     <w:nsid w:val="55463169"/>
     <w:multiLevelType w:val="hybridMultilevel"/>
     <w:tmpl w:val="98C683CA"/>
@@ -5518,7 +5943,7 @@
       </w:rPr>
     </w:lvl>
   </w:abstractNum>
-  <w:abstractNum w:abstractNumId="37" w15:restartNumberingAfterBreak="0">
+  <w:abstractNum w:abstractNumId="39" w15:restartNumberingAfterBreak="0">
     <w:nsid w:val="5DD73B28"/>
     <w:multiLevelType w:val="hybridMultilevel"/>
     <w:tmpl w:val="7C3CAF8C"/>
@@ -5631,7 +6056,7 @@
       </w:rPr>
     </w:lvl>
   </w:abstractNum>
-  <w:abstractNum w:abstractNumId="38" w15:restartNumberingAfterBreak="0">
+  <w:abstractNum w:abstractNumId="40" w15:restartNumberingAfterBreak="0">
     <w:nsid w:val="5EFE7DE2"/>
     <w:multiLevelType w:val="hybridMultilevel"/>
     <w:tmpl w:val="3B0A68E0"/>
@@ -5744,7 +6169,7 @@
       </w:rPr>
     </w:lvl>
   </w:abstractNum>
-  <w:abstractNum w:abstractNumId="39" w15:restartNumberingAfterBreak="0">
+  <w:abstractNum w:abstractNumId="41" w15:restartNumberingAfterBreak="0">
     <w:nsid w:val="5FF200C3"/>
     <w:multiLevelType w:val="hybridMultilevel"/>
     <w:tmpl w:val="035C4DA0"/>
@@ -5833,7 +6258,7 @@
       </w:pPr>
     </w:lvl>
   </w:abstractNum>
-  <w:abstractNum w:abstractNumId="40" w15:restartNumberingAfterBreak="0">
+  <w:abstractNum w:abstractNumId="42" w15:restartNumberingAfterBreak="0">
     <w:nsid w:val="60793F8E"/>
     <w:multiLevelType w:val="hybridMultilevel"/>
     <w:tmpl w:val="BD1437BA"/>
@@ -5946,7 +6371,7 @@
       </w:rPr>
     </w:lvl>
   </w:abstractNum>
-  <w:abstractNum w:abstractNumId="41" w15:restartNumberingAfterBreak="0">
+  <w:abstractNum w:abstractNumId="43" w15:restartNumberingAfterBreak="0">
     <w:nsid w:val="6F166BDC"/>
     <w:multiLevelType w:val="hybridMultilevel"/>
     <w:tmpl w:val="2ED2A290"/>
@@ -6032,7 +6457,7 @@
       </w:pPr>
     </w:lvl>
   </w:abstractNum>
-  <w:abstractNum w:abstractNumId="42" w15:restartNumberingAfterBreak="0">
+  <w:abstractNum w:abstractNumId="44" w15:restartNumberingAfterBreak="0">
     <w:nsid w:val="75A0530B"/>
     <w:multiLevelType w:val="hybridMultilevel"/>
     <w:tmpl w:val="A69ADB90"/>
@@ -6145,7 +6570,7 @@
       </w:rPr>
     </w:lvl>
   </w:abstractNum>
-  <w:abstractNum w:abstractNumId="43" w15:restartNumberingAfterBreak="0">
+  <w:abstractNum w:abstractNumId="45" w15:restartNumberingAfterBreak="0">
     <w:nsid w:val="770B3824"/>
     <w:multiLevelType w:val="hybridMultilevel"/>
     <w:tmpl w:val="DC38D608"/>
@@ -6258,7 +6683,7 @@
       </w:rPr>
     </w:lvl>
   </w:abstractNum>
-  <w:abstractNum w:abstractNumId="44" w15:restartNumberingAfterBreak="0">
+  <w:abstractNum w:abstractNumId="46" w15:restartNumberingAfterBreak="0">
     <w:nsid w:val="796F74CA"/>
     <w:multiLevelType w:val="hybridMultilevel"/>
     <w:tmpl w:val="7EE210A0"/>
@@ -6371,7 +6796,7 @@
       </w:rPr>
     </w:lvl>
   </w:abstractNum>
-  <w:abstractNum w:abstractNumId="45" w15:restartNumberingAfterBreak="0">
+  <w:abstractNum w:abstractNumId="47" w15:restartNumberingAfterBreak="0">
     <w:nsid w:val="7AEF7738"/>
     <w:multiLevelType w:val="hybridMultilevel"/>
     <w:tmpl w:val="BD4EF894"/>
@@ -6460,7 +6885,7 @@
       </w:pPr>
     </w:lvl>
   </w:abstractNum>
-  <w:abstractNum w:abstractNumId="46" w15:restartNumberingAfterBreak="0">
+  <w:abstractNum w:abstractNumId="48" w15:restartNumberingAfterBreak="0">
     <w:nsid w:val="7E392F9F"/>
     <w:multiLevelType w:val="hybridMultilevel"/>
     <w:tmpl w:val="10BC57C8"/>
@@ -6573,7 +6998,7 @@
       </w:rPr>
     </w:lvl>
   </w:abstractNum>
-  <w:abstractNum w:abstractNumId="47" w15:restartNumberingAfterBreak="0">
+  <w:abstractNum w:abstractNumId="49" w15:restartNumberingAfterBreak="0">
     <w:nsid w:val="7ED21F2D"/>
     <w:multiLevelType w:val="hybridMultilevel"/>
     <w:tmpl w:val="67B28E22"/>
@@ -6659,155 +7084,161 @@
       </w:pPr>
     </w:lvl>
   </w:abstractNum>
-  <w:num w:numId="1">
+  <w:num w:numId="1" w16cid:durableId="162552915">
+    <w:abstractNumId w:val="42"/>
+  </w:num>
+  <w:num w:numId="2" w16cid:durableId="2129857602">
+    <w:abstractNumId w:val="14"/>
+  </w:num>
+  <w:num w:numId="3" w16cid:durableId="724715373">
+    <w:abstractNumId w:val="2"/>
+  </w:num>
+  <w:num w:numId="4" w16cid:durableId="645013008">
+    <w:abstractNumId w:val="21"/>
+  </w:num>
+  <w:num w:numId="5" w16cid:durableId="888569023">
+    <w:abstractNumId w:val="31"/>
+  </w:num>
+  <w:num w:numId="6" w16cid:durableId="977881320">
+    <w:abstractNumId w:val="45"/>
+  </w:num>
+  <w:num w:numId="7" w16cid:durableId="920019354">
+    <w:abstractNumId w:val="11"/>
+  </w:num>
+  <w:num w:numId="8" w16cid:durableId="1747797978">
+    <w:abstractNumId w:val="49"/>
+  </w:num>
+  <w:num w:numId="9" w16cid:durableId="116871913">
+    <w:abstractNumId w:val="33"/>
+  </w:num>
+  <w:num w:numId="10" w16cid:durableId="834032440">
+    <w:abstractNumId w:val="41"/>
+  </w:num>
+  <w:num w:numId="11" w16cid:durableId="1355034603">
+    <w:abstractNumId w:val="12"/>
+  </w:num>
+  <w:num w:numId="12" w16cid:durableId="1471367043">
+    <w:abstractNumId w:val="7"/>
+  </w:num>
+  <w:num w:numId="13" w16cid:durableId="1062484720">
+    <w:abstractNumId w:val="17"/>
+  </w:num>
+  <w:num w:numId="14" w16cid:durableId="1292401063">
+    <w:abstractNumId w:val="35"/>
+  </w:num>
+  <w:num w:numId="15" w16cid:durableId="668679736">
+    <w:abstractNumId w:val="29"/>
+  </w:num>
+  <w:num w:numId="16" w16cid:durableId="2145737578">
     <w:abstractNumId w:val="40"/>
   </w:num>
-  <w:num w:numId="2">
+  <w:num w:numId="17" w16cid:durableId="200020228">
+    <w:abstractNumId w:val="43"/>
+  </w:num>
+  <w:num w:numId="18" w16cid:durableId="753865854">
+    <w:abstractNumId w:val="18"/>
+  </w:num>
+  <w:num w:numId="19" w16cid:durableId="822308537">
+    <w:abstractNumId w:val="34"/>
+  </w:num>
+  <w:num w:numId="20" w16cid:durableId="1243836698">
+    <w:abstractNumId w:val="32"/>
+  </w:num>
+  <w:num w:numId="21" w16cid:durableId="1918708246">
+    <w:abstractNumId w:val="25"/>
+  </w:num>
+  <w:num w:numId="22" w16cid:durableId="1961447543">
+    <w:abstractNumId w:val="47"/>
+  </w:num>
+  <w:num w:numId="23" w16cid:durableId="1511793309">
+    <w:abstractNumId w:val="30"/>
+  </w:num>
+  <w:num w:numId="24" w16cid:durableId="2070959353">
     <w:abstractNumId w:val="13"/>
   </w:num>
-  <w:num w:numId="3">
-    <w:abstractNumId w:val="2"/>
+  <w:num w:numId="25" w16cid:durableId="1086532356">
+    <w:abstractNumId w:val="10"/>
   </w:num>
-  <w:num w:numId="4">
+  <w:num w:numId="26" w16cid:durableId="1320691174">
     <w:abstractNumId w:val="19"/>
   </w:num>
-  <w:num w:numId="5">
-    <w:abstractNumId w:val="29"/>
+  <w:num w:numId="27" w16cid:durableId="1990815881">
+    <w:abstractNumId w:val="6"/>
   </w:num>
-  <w:num w:numId="6">
-    <w:abstractNumId w:val="43"/>
+  <w:num w:numId="28" w16cid:durableId="13698756">
+    <w:abstractNumId w:val="20"/>
   </w:num>
-  <w:num w:numId="7">
-    <w:abstractNumId w:val="10"/>
+  <w:num w:numId="29" w16cid:durableId="2128115348">
+    <w:abstractNumId w:val="24"/>
   </w:num>
-  <w:num w:numId="8">
-    <w:abstractNumId w:val="47"/>
+  <w:num w:numId="30" w16cid:durableId="353966271">
+    <w:abstractNumId w:val="23"/>
   </w:num>
-  <w:num w:numId="9">
-    <w:abstractNumId w:val="31"/>
+  <w:num w:numId="31" w16cid:durableId="352610378">
+    <w:abstractNumId w:val="22"/>
   </w:num>
-  <w:num w:numId="10">
+  <w:num w:numId="32" w16cid:durableId="1432166402">
+    <w:abstractNumId w:val="37"/>
+  </w:num>
+  <w:num w:numId="33" w16cid:durableId="1080954569">
+    <w:abstractNumId w:val="27"/>
+  </w:num>
+  <w:num w:numId="34" w16cid:durableId="906300213">
+    <w:abstractNumId w:val="1"/>
+  </w:num>
+  <w:num w:numId="35" w16cid:durableId="1405883215">
+    <w:abstractNumId w:val="5"/>
+  </w:num>
+  <w:num w:numId="36" w16cid:durableId="157695565">
+    <w:abstractNumId w:val="16"/>
+  </w:num>
+  <w:num w:numId="37" w16cid:durableId="1241332948">
+    <w:abstractNumId w:val="48"/>
+  </w:num>
+  <w:num w:numId="38" w16cid:durableId="116335360">
+    <w:abstractNumId w:val="4"/>
+  </w:num>
+  <w:num w:numId="39" w16cid:durableId="769662608">
+    <w:abstractNumId w:val="0"/>
+  </w:num>
+  <w:num w:numId="40" w16cid:durableId="1031691130">
+    <w:abstractNumId w:val="36"/>
+  </w:num>
+  <w:num w:numId="41" w16cid:durableId="1604605640">
+    <w:abstractNumId w:val="44"/>
+  </w:num>
+  <w:num w:numId="42" w16cid:durableId="1270042496">
+    <w:abstractNumId w:val="8"/>
+  </w:num>
+  <w:num w:numId="43" w16cid:durableId="2083673148">
     <w:abstractNumId w:val="39"/>
   </w:num>
-  <w:num w:numId="11">
-    <w:abstractNumId w:val="11"/>
+  <w:num w:numId="44" w16cid:durableId="492766285">
+    <w:abstractNumId w:val="28"/>
   </w:num>
-  <w:num w:numId="12">
-    <w:abstractNumId w:val="6"/>
-  </w:num>
-  <w:num w:numId="13">
-    <w:abstractNumId w:val="15"/>
-  </w:num>
-  <w:num w:numId="14">
-    <w:abstractNumId w:val="33"/>
-  </w:num>
-  <w:num w:numId="15">
-    <w:abstractNumId w:val="27"/>
-  </w:num>
-  <w:num w:numId="16">
+  <w:num w:numId="45" w16cid:durableId="72171571">
     <w:abstractNumId w:val="38"/>
   </w:num>
-  <w:num w:numId="17">
-    <w:abstractNumId w:val="41"/>
+  <w:num w:numId="46" w16cid:durableId="215243881">
+    <w:abstractNumId w:val="46"/>
   </w:num>
-  <w:num w:numId="18">
-    <w:abstractNumId w:val="16"/>
+  <w:num w:numId="47" w16cid:durableId="881674365">
+    <w:abstractNumId w:val="26"/>
   </w:num>
-  <w:num w:numId="19">
-    <w:abstractNumId w:val="32"/>
-  </w:num>
-  <w:num w:numId="20">
-    <w:abstractNumId w:val="30"/>
-  </w:num>
-  <w:num w:numId="21">
-    <w:abstractNumId w:val="23"/>
-  </w:num>
-  <w:num w:numId="22">
-    <w:abstractNumId w:val="45"/>
-  </w:num>
-  <w:num w:numId="23">
-    <w:abstractNumId w:val="28"/>
-  </w:num>
-  <w:num w:numId="24">
-    <w:abstractNumId w:val="12"/>
-  </w:num>
-  <w:num w:numId="25">
+  <w:num w:numId="48" w16cid:durableId="1634096022">
     <w:abstractNumId w:val="9"/>
   </w:num>
-  <w:num w:numId="26">
-    <w:abstractNumId w:val="17"/>
-  </w:num>
-  <w:num w:numId="27">
-    <w:abstractNumId w:val="5"/>
-  </w:num>
-  <w:num w:numId="28">
-    <w:abstractNumId w:val="18"/>
-  </w:num>
-  <w:num w:numId="29">
-    <w:abstractNumId w:val="22"/>
-  </w:num>
-  <w:num w:numId="30">
-    <w:abstractNumId w:val="21"/>
-  </w:num>
-  <w:num w:numId="31">
-    <w:abstractNumId w:val="20"/>
-  </w:num>
-  <w:num w:numId="32">
-    <w:abstractNumId w:val="35"/>
-  </w:num>
-  <w:num w:numId="33">
-    <w:abstractNumId w:val="25"/>
-  </w:num>
-  <w:num w:numId="34">
-    <w:abstractNumId w:val="1"/>
-  </w:num>
-  <w:num w:numId="35">
-    <w:abstractNumId w:val="4"/>
-  </w:num>
-  <w:num w:numId="36">
-    <w:abstractNumId w:val="14"/>
-  </w:num>
-  <w:num w:numId="37">
-    <w:abstractNumId w:val="46"/>
-  </w:num>
-  <w:num w:numId="38">
+  <w:num w:numId="49" w16cid:durableId="356271041">
     <w:abstractNumId w:val="3"/>
   </w:num>
-  <w:num w:numId="39">
-    <w:abstractNumId w:val="0"/>
-  </w:num>
-  <w:num w:numId="40">
-    <w:abstractNumId w:val="34"/>
-  </w:num>
-  <w:num w:numId="41">
-    <w:abstractNumId w:val="42"/>
-  </w:num>
-  <w:num w:numId="42">
-    <w:abstractNumId w:val="7"/>
-  </w:num>
-  <w:num w:numId="43">
-    <w:abstractNumId w:val="37"/>
-  </w:num>
-  <w:num w:numId="44">
-    <w:abstractNumId w:val="26"/>
-  </w:num>
-  <w:num w:numId="45">
-    <w:abstractNumId w:val="36"/>
-  </w:num>
-  <w:num w:numId="46">
-    <w:abstractNumId w:val="44"/>
-  </w:num>
-  <w:num w:numId="47">
-    <w:abstractNumId w:val="24"/>
-  </w:num>
-  <w:num w:numId="48">
-    <w:abstractNumId w:val="8"/>
+  <w:num w:numId="50" w16cid:durableId="815728653">
+    <w:abstractNumId w:val="15"/>
   </w:num>
 </w:numbering>
 </file>
 
 <file path=word/styles.xml><?xml version="1.0" encoding="utf-8"?>
-<w:styles xmlns:mc="http://schemas.openxmlformats.org/markup-compatibility/2006" xmlns:r="http://schemas.openxmlformats.org/officeDocument/2006/relationships" xmlns:w="http://schemas.openxmlformats.org/wordprocessingml/2006/main" xmlns:w14="http://schemas.microsoft.com/office/word/2010/wordml" xmlns:w15="http://schemas.microsoft.com/office/word/2012/wordml" xmlns:w16cex="http://schemas.microsoft.com/office/word/2018/wordml/cex" xmlns:w16cid="http://schemas.microsoft.com/office/word/2016/wordml/cid" xmlns:w16="http://schemas.microsoft.com/office/word/2018/wordml" xmlns:w16sdtdh="http://schemas.microsoft.com/office/word/2020/wordml/sdtdatahash" xmlns:w16se="http://schemas.microsoft.com/office/word/2015/wordml/symex" mc:Ignorable="w14 w15 w16se w16cid w16 w16cex w16sdtdh">
+<w:styles xmlns:mc="http://schemas.openxmlformats.org/markup-compatibility/2006" xmlns:r="http://schemas.openxmlformats.org/officeDocument/2006/relationships" xmlns:w="http://schemas.openxmlformats.org/wordprocessingml/2006/main" xmlns:w14="http://schemas.microsoft.com/office/word/2010/wordml" xmlns:w15="http://schemas.microsoft.com/office/word/2012/wordml" xmlns:w16cex="http://schemas.microsoft.com/office/word/2018/wordml/cex" xmlns:w16cid="http://schemas.microsoft.com/office/word/2016/wordml/cid" xmlns:w16="http://schemas.microsoft.com/office/word/2018/wordml" xmlns:w16du="http://schemas.microsoft.com/office/word/2023/wordml/word16du" xmlns:w16sdtdh="http://schemas.microsoft.com/office/word/2020/wordml/sdtdatahash" xmlns:w16sdtfl="http://schemas.microsoft.com/office/word/2024/wordml/sdtformatlock" xmlns:w16se="http://schemas.microsoft.com/office/word/2015/wordml/symex" mc:Ignorable="w14 w15 w16se w16cid w16 w16cex w16sdtdh w16sdtfl w16du">
   <w:docDefaults>
     <w:rPrDefault>
       <w:rPr>
